--- a/app/static/templates/card-advanced.docx
+++ b/app/static/templates/card-advanced.docx
@@ -1,26 +1,28 @@
 
 <file path=word/document.xml><?xml version="1.0" encoding="utf-8"?>
-<w:document xmlns:wpc="http://schemas.microsoft.com/office/word/2010/wordprocessingCanvas" xmlns:cx="http://schemas.microsoft.com/office/drawing/2014/chartex" xmlns:cx1="http://schemas.microsoft.com/office/drawing/2015/9/8/chartex" xmlns:cx2="http://schemas.microsoft.com/office/drawing/2015/10/21/chartex" xmlns:cx3="http://schemas.microsoft.com/office/drawing/2016/5/9/chartex" xmlns:cx4="http://schemas.microsoft.com/office/drawing/2016/5/10/chartex" xmlns:cx5="http://schemas.microsoft.com/office/drawing/2016/5/11/chartex" xmlns:cx6="http://schemas.microsoft.com/office/drawing/2016/5/12/chartex" xmlns:cx7="http://schemas.microsoft.com/office/drawing/2016/5/13/chartex" xmlns:cx8="http://schemas.microsoft.com/office/drawing/2016/5/14/chartex" xmlns:mc="http://schemas.openxmlformats.org/markup-compatibility/2006" xmlns:aink="http://schemas.microsoft.com/office/drawing/2016/ink" xmlns:am3d="http://schemas.microsoft.com/office/drawing/2017/model3d" xmlns:o="urn:schemas-microsoft-com:office:office" xmlns:r="http://schemas.openxmlformats.org/officeDocument/2006/relationships" xmlns:m="http://schemas.openxmlformats.org/officeDocument/2006/math" xmlns:v="urn:schemas-microsoft-com:vml" xmlns:wp14="http://schemas.microsoft.com/office/word/2010/wordprocessingDrawing" xmlns:wp="http://schemas.openxmlformats.org/drawingml/2006/wordprocessingDrawing" xmlns:w10="urn:schemas-microsoft-com:office:word" xmlns:w="http://schemas.openxmlformats.org/wordprocessingml/2006/main" xmlns:w14="http://schemas.microsoft.com/office/word/2010/wordml" xmlns:w15="http://schemas.microsoft.com/office/word/2012/wordml" xmlns:w16cid="http://schemas.microsoft.com/office/word/2016/wordml/cid" xmlns:w16se="http://schemas.microsoft.com/office/word/2015/wordml/symex" xmlns:wpg="http://schemas.microsoft.com/office/word/2010/wordprocessingGroup" xmlns:wpi="http://schemas.microsoft.com/office/word/2010/wordprocessingInk" xmlns:wne="http://schemas.microsoft.com/office/word/2006/wordml" xmlns:wps="http://schemas.microsoft.com/office/word/2010/wordprocessingShape" mc:Ignorable="w14 w15 w16se w16cid wp14">
+<w:document xmlns:wpc="http://schemas.microsoft.com/office/word/2010/wordprocessingCanvas" xmlns:cx="http://schemas.microsoft.com/office/drawing/2014/chartex" xmlns:cx1="http://schemas.microsoft.com/office/drawing/2015/9/8/chartex" xmlns:cx2="http://schemas.microsoft.com/office/drawing/2015/10/21/chartex" xmlns:cx3="http://schemas.microsoft.com/office/drawing/2016/5/9/chartex" xmlns:cx4="http://schemas.microsoft.com/office/drawing/2016/5/10/chartex" xmlns:cx5="http://schemas.microsoft.com/office/drawing/2016/5/11/chartex" xmlns:cx6="http://schemas.microsoft.com/office/drawing/2016/5/12/chartex" xmlns:cx7="http://schemas.microsoft.com/office/drawing/2016/5/13/chartex" xmlns:cx8="http://schemas.microsoft.com/office/drawing/2016/5/14/chartex" xmlns:mc="http://schemas.openxmlformats.org/markup-compatibility/2006" xmlns:aink="http://schemas.microsoft.com/office/drawing/2016/ink" xmlns:am3d="http://schemas.microsoft.com/office/drawing/2017/model3d" xmlns:o="urn:schemas-microsoft-com:office:office" xmlns:oel="http://schemas.microsoft.com/office/2019/extlst" xmlns:r="http://schemas.openxmlformats.org/officeDocument/2006/relationships" xmlns:m="http://schemas.openxmlformats.org/officeDocument/2006/math" xmlns:v="urn:schemas-microsoft-com:vml" xmlns:wp14="http://schemas.microsoft.com/office/word/2010/wordprocessingDrawing" xmlns:wp="http://schemas.openxmlformats.org/drawingml/2006/wordprocessingDrawing" xmlns:w10="urn:schemas-microsoft-com:office:word" xmlns:w="http://schemas.openxmlformats.org/wordprocessingml/2006/main" xmlns:w14="http://schemas.microsoft.com/office/word/2010/wordml" xmlns:w15="http://schemas.microsoft.com/office/word/2012/wordml" xmlns:w16cex="http://schemas.microsoft.com/office/word/2018/wordml/cex" xmlns:w16cid="http://schemas.microsoft.com/office/word/2016/wordml/cid" xmlns:w16="http://schemas.microsoft.com/office/word/2018/wordml" xmlns:w16du="http://schemas.microsoft.com/office/word/2023/wordml/word16du" xmlns:w16sdtdh="http://schemas.microsoft.com/office/word/2020/wordml/sdtdatahash" xmlns:w16sdtfl="http://schemas.microsoft.com/office/word/2024/wordml/sdtformatlock" xmlns:w16se="http://schemas.microsoft.com/office/word/2015/wordml/symex" xmlns:wpg="http://schemas.microsoft.com/office/word/2010/wordprocessingGroup" xmlns:wpi="http://schemas.microsoft.com/office/word/2010/wordprocessingInk" xmlns:wne="http://schemas.microsoft.com/office/word/2006/wordml" xmlns:wps="http://schemas.microsoft.com/office/word/2010/wordprocessingShape" mc:Ignorable="w14 w15 w16se w16cid w16 w16cex w16sdtdh w16sdtfl w16du wp14">
   <w:body>
     <w:p>
       <w:pPr>
         <w:rPr>
-          <w:rFonts w:ascii="FreeMono" w:hAnsi="FreeMono" w:cs="FreeMono"/>
+          <w:rFonts w:ascii="Aptos Mono" w:hAnsi="Aptos Mono" w:cs="FreeMono"/>
           <w:b/>
+          <w:bCs/>
           <w:sz w:val="48"/>
         </w:rPr>
       </w:pPr>
       <w:r>
         <w:rPr>
-          <w:rFonts w:ascii="FreeMono" w:eastAsia="FreeMono" w:hAnsi="FreeMono" w:cs="FreeMono"/>
+          <w:rFonts w:ascii="Aptos Mono" w:eastAsia="FreeMono" w:hAnsi="Aptos Mono" w:cs="FreeMono"/>
           <w:b/>
+          <w:bCs/>
           <w:noProof/>
           <w:sz w:val="48"/>
         </w:rPr>
         <mc:AlternateContent>
           <mc:Choice Requires="wps">
             <w:drawing>
-              <wp:anchor distT="0" distB="0" distL="114300" distR="114300" simplePos="0" relativeHeight="251665408" behindDoc="1" locked="0" layoutInCell="1" allowOverlap="1">
+              <wp:anchor distT="0" distB="0" distL="114300" distR="114300" simplePos="0" relativeHeight="251665408" behindDoc="1" locked="0" layoutInCell="1" allowOverlap="1" wp14:anchorId="49626D84" wp14:editId="60102CDB">
                 <wp:simplePos x="0" y="0"/>
                 <wp:positionH relativeFrom="page">
                   <wp:posOffset>2397548</wp:posOffset>
@@ -102,13 +104,15 @@
       </w:r>
       <w:r>
         <w:rPr>
-          <w:rFonts w:ascii="FreeMono" w:eastAsia="FreeMono" w:hAnsi="FreeMono" w:cs="FreeMono"/>
+          <w:rFonts w:ascii="Aptos Mono" w:eastAsia="FreeMono" w:hAnsi="Aptos Mono" w:cs="FreeMono"/>
+          <w:b/>
+          <w:bCs/>
           <w:noProof/>
         </w:rPr>
         <mc:AlternateContent>
           <mc:Choice Requires="wps">
             <w:drawing>
-              <wp:anchor distT="45720" distB="45720" distL="114300" distR="114300" simplePos="0" relativeHeight="251661312" behindDoc="0" locked="0" layoutInCell="1" allowOverlap="1">
+              <wp:anchor distT="45720" distB="45720" distL="114300" distR="114300" simplePos="0" relativeHeight="251661312" behindDoc="0" locked="0" layoutInCell="1" allowOverlap="1" wp14:anchorId="6795A778" wp14:editId="7346A598">
                 <wp:simplePos x="0" y="0"/>
                 <wp:positionH relativeFrom="column">
                   <wp:posOffset>4052570</wp:posOffset>
@@ -151,7 +155,7 @@
                             <w:pPr>
                               <w:jc w:val="right"/>
                               <w:rPr>
-                                <w:rFonts w:ascii="FreeMono" w:hAnsi="FreeMono" w:cs="FreeMono"/>
+                                <w:rFonts w:ascii="Aptos Mono" w:hAnsi="Aptos Mono" w:cs="FreeMono"/>
                                 <w:b/>
                                 <w:bCs/>
                                 <w:color w:val="FFFFFF" w:themeColor="background1"/>
@@ -161,7 +165,7 @@
                             </w:pPr>
                             <w:r>
                               <w:rPr>
-                                <w:rFonts w:ascii="FreeMono" w:eastAsia="FreeMono" w:hAnsi="FreeMono" w:cs="FreeMono"/>
+                                <w:rFonts w:ascii="Aptos Mono" w:eastAsia="FreeMono" w:hAnsi="Aptos Mono" w:cs="FreeMono"/>
                                 <w:b/>
                                 <w:bCs/>
                                 <w:color w:val="FFFFFF" w:themeColor="background1"/>
@@ -175,7 +179,7 @@
                             <w:pPr>
                               <w:jc w:val="right"/>
                               <w:rPr>
-                                <w:rFonts w:ascii="FreeMono" w:hAnsi="FreeMono" w:cs="FreeMono"/>
+                                <w:rFonts w:ascii="Aptos Mono" w:hAnsi="Aptos Mono" w:cs="FreeMono"/>
                                 <w:b/>
                                 <w:bCs/>
                                 <w:color w:val="FFFFFF" w:themeColor="background1"/>
@@ -185,7 +189,7 @@
                             </w:pPr>
                             <w:r>
                               <w:rPr>
-                                <w:rFonts w:ascii="FreeMono" w:eastAsia="FreeMono" w:hAnsi="FreeMono" w:cs="FreeMono"/>
+                                <w:rFonts w:ascii="Aptos Mono" w:eastAsia="FreeMono" w:hAnsi="Aptos Mono" w:cs="FreeMono"/>
                                 <w:b/>
                                 <w:bCs/>
                                 <w:color w:val="FFFFFF" w:themeColor="background1"/>
@@ -214,18 +218,18 @@
           </mc:Choice>
           <mc:Fallback>
             <w:pict>
-              <v:shapetype id="_x0000_t202" coordsize="21600,21600" o:spt="202" path="m,l,21600r21600,l21600,xe">
+              <v:shapetype w14:anchorId="6795A778" id="_x0000_t202" coordsize="21600,21600" o:spt="202" path="m,l,21600r21600,l21600,xe">
                 <v:stroke joinstyle="miter"/>
                 <v:path gradientshapeok="t" o:connecttype="rect"/>
               </v:shapetype>
-              <v:shape id="Textfeld 2" o:spid="_x0000_s1026" type="#_x0000_t202" style="position:absolute;margin-left:319.1pt;margin-top:24.2pt;width:185.3pt;height:30.4pt;z-index:251661312;visibility:visible;mso-wrap-style:square;mso-width-percent:400;mso-height-percent:200;mso-wrap-distance-left:9pt;mso-wrap-distance-top:3.6pt;mso-wrap-distance-right:9pt;mso-wrap-distance-bottom:3.6pt;mso-position-horizontal:absolute;mso-position-horizontal-relative:text;mso-position-vertical:absolute;mso-position-vertical-relative:top-margin-area;mso-width-percent:400;mso-height-percent:200;mso-width-relative:margin;mso-height-relative:margin;v-text-anchor:top" o:gfxdata="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" filled="f" stroked="f">
+              <v:shape id="Textfeld 2" o:spid="_x0000_s1026" type="#_x0000_t202" style="position:absolute;margin-left:319.1pt;margin-top:24.2pt;width:185.3pt;height:30.4pt;z-index:251661312;visibility:visible;mso-wrap-style:square;mso-width-percent:400;mso-height-percent:200;mso-wrap-distance-left:9pt;mso-wrap-distance-top:3.6pt;mso-wrap-distance-right:9pt;mso-wrap-distance-bottom:3.6pt;mso-position-horizontal:absolute;mso-position-horizontal-relative:text;mso-position-vertical:absolute;mso-position-vertical-relative:top-margin-area;mso-width-percent:400;mso-height-percent:200;mso-width-relative:margin;mso-height-relative:margin;v-text-anchor:top" o:gfxdata="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" filled="f" stroked="f">
                 <v:textbox style="mso-fit-shape-to-text:t">
                   <w:txbxContent>
                     <w:p>
                       <w:pPr>
                         <w:jc w:val="right"/>
                         <w:rPr>
-                          <w:rFonts w:ascii="FreeMono" w:hAnsi="FreeMono" w:cs="FreeMono"/>
+                          <w:rFonts w:ascii="Aptos Mono" w:hAnsi="Aptos Mono" w:cs="FreeMono"/>
                           <w:b/>
                           <w:bCs/>
                           <w:color w:val="FFFFFF" w:themeColor="background1"/>
@@ -235,7 +239,7 @@
                       </w:pPr>
                       <w:r>
                         <w:rPr>
-                          <w:rFonts w:ascii="FreeMono" w:eastAsia="FreeMono" w:hAnsi="FreeMono" w:cs="FreeMono"/>
+                          <w:rFonts w:ascii="Aptos Mono" w:eastAsia="FreeMono" w:hAnsi="Aptos Mono" w:cs="FreeMono"/>
                           <w:b/>
                           <w:bCs/>
                           <w:color w:val="FFFFFF" w:themeColor="background1"/>
@@ -249,7 +253,7 @@
                       <w:pPr>
                         <w:jc w:val="right"/>
                         <w:rPr>
-                          <w:rFonts w:ascii="FreeMono" w:hAnsi="FreeMono" w:cs="FreeMono"/>
+                          <w:rFonts w:ascii="Aptos Mono" w:hAnsi="Aptos Mono" w:cs="FreeMono"/>
                           <w:b/>
                           <w:bCs/>
                           <w:color w:val="FFFFFF" w:themeColor="background1"/>
@@ -259,7 +263,7 @@
                       </w:pPr>
                       <w:r>
                         <w:rPr>
-                          <w:rFonts w:ascii="FreeMono" w:eastAsia="FreeMono" w:hAnsi="FreeMono" w:cs="FreeMono"/>
+                          <w:rFonts w:ascii="Aptos Mono" w:eastAsia="FreeMono" w:hAnsi="Aptos Mono" w:cs="FreeMono"/>
                           <w:b/>
                           <w:bCs/>
                           <w:color w:val="FFFFFF" w:themeColor="background1"/>
@@ -279,8 +283,9 @@
       </w:r>
       <w:r>
         <w:rPr>
-          <w:rFonts w:ascii="FreeMono" w:eastAsia="FreeMono" w:hAnsi="FreeMono" w:cs="FreeMono"/>
+          <w:rFonts w:ascii="Aptos Mono" w:eastAsia="FreeMono" w:hAnsi="Aptos Mono" w:cs="FreeMono"/>
           <w:b/>
+          <w:bCs/>
           <w:sz w:val="48"/>
         </w:rPr>
         <w:t>&lt;Titel des Kits&gt;</w:t>
@@ -298,306 +303,292 @@
       <w:pPr>
         <w:jc w:val="both"/>
         <w:rPr>
-          <w:rFonts w:ascii="FreeMono" w:hAnsi="FreeMono" w:cs="FreeMono"/>
+          <w:rFonts w:ascii="Aptos Mono" w:hAnsi="Aptos Mono" w:cs="FreeMono"/>
           <w:lang w:val="en-US"/>
         </w:rPr>
       </w:pPr>
       <w:r>
         <w:rPr>
-          <w:rFonts w:ascii="FreeMono" w:eastAsia="FreeMono" w:hAnsi="FreeMono" w:cs="FreeMono"/>
+          <w:rFonts w:ascii="Aptos Mono" w:eastAsia="FreeMono" w:hAnsi="Aptos Mono" w:cs="FreeMono"/>
           <w:b/>
         </w:rPr>
         <w:t>Beschreibung:</w:t>
       </w:r>
       <w:r>
         <w:rPr>
-          <w:rFonts w:ascii="FreeMono" w:eastAsia="FreeMono" w:hAnsi="FreeMono" w:cs="FreeMono"/>
+          <w:rFonts w:ascii="Aptos Mono" w:eastAsia="FreeMono" w:hAnsi="Aptos Mono" w:cs="FreeMono"/>
         </w:rPr>
         <w:t xml:space="preserve"> </w:t>
       </w:r>
       <w:proofErr w:type="spellStart"/>
       <w:r>
         <w:rPr>
-          <w:rFonts w:ascii="FreeMono" w:eastAsia="FreeMono" w:hAnsi="FreeMono" w:cs="FreeMono"/>
+          <w:rFonts w:ascii="Aptos Mono" w:eastAsia="FreeMono" w:hAnsi="Aptos Mono" w:cs="FreeMono"/>
         </w:rPr>
         <w:t>Lorem</w:t>
       </w:r>
       <w:proofErr w:type="spellEnd"/>
       <w:r>
         <w:rPr>
-          <w:rFonts w:ascii="FreeMono" w:eastAsia="FreeMono" w:hAnsi="FreeMono" w:cs="FreeMono"/>
+          <w:rFonts w:ascii="Aptos Mono" w:eastAsia="FreeMono" w:hAnsi="Aptos Mono" w:cs="FreeMono"/>
         </w:rPr>
         <w:t xml:space="preserve"> </w:t>
       </w:r>
       <w:proofErr w:type="spellStart"/>
       <w:r>
         <w:rPr>
-          <w:rFonts w:ascii="FreeMono" w:eastAsia="FreeMono" w:hAnsi="FreeMono" w:cs="FreeMono"/>
+          <w:rFonts w:ascii="Aptos Mono" w:eastAsia="FreeMono" w:hAnsi="Aptos Mono" w:cs="FreeMono"/>
         </w:rPr>
         <w:t>ipsum</w:t>
       </w:r>
       <w:proofErr w:type="spellEnd"/>
       <w:r>
         <w:rPr>
-          <w:rFonts w:ascii="FreeMono" w:eastAsia="FreeMono" w:hAnsi="FreeMono" w:cs="FreeMono"/>
+          <w:rFonts w:ascii="Aptos Mono" w:eastAsia="FreeMono" w:hAnsi="Aptos Mono" w:cs="FreeMono"/>
         </w:rPr>
         <w:t xml:space="preserve"> </w:t>
       </w:r>
       <w:proofErr w:type="spellStart"/>
       <w:r>
         <w:rPr>
-          <w:rFonts w:ascii="FreeMono" w:eastAsia="FreeMono" w:hAnsi="FreeMono" w:cs="FreeMono"/>
+          <w:rFonts w:ascii="Aptos Mono" w:eastAsia="FreeMono" w:hAnsi="Aptos Mono" w:cs="FreeMono"/>
         </w:rPr>
         <w:t>dolor</w:t>
       </w:r>
       <w:proofErr w:type="spellEnd"/>
       <w:r>
         <w:rPr>
-          <w:rFonts w:ascii="FreeMono" w:eastAsia="FreeMono" w:hAnsi="FreeMono" w:cs="FreeMono"/>
+          <w:rFonts w:ascii="Aptos Mono" w:eastAsia="FreeMono" w:hAnsi="Aptos Mono" w:cs="FreeMono"/>
         </w:rPr>
         <w:t xml:space="preserve"> </w:t>
       </w:r>
       <w:proofErr w:type="spellStart"/>
       <w:r>
         <w:rPr>
-          <w:rFonts w:ascii="FreeMono" w:eastAsia="FreeMono" w:hAnsi="FreeMono" w:cs="FreeMono"/>
+          <w:rFonts w:ascii="Aptos Mono" w:eastAsia="FreeMono" w:hAnsi="Aptos Mono" w:cs="FreeMono"/>
         </w:rPr>
         <w:t>sit</w:t>
       </w:r>
       <w:proofErr w:type="spellEnd"/>
       <w:r>
         <w:rPr>
-          <w:rFonts w:ascii="FreeMono" w:eastAsia="FreeMono" w:hAnsi="FreeMono" w:cs="FreeMono"/>
+          <w:rFonts w:ascii="Aptos Mono" w:eastAsia="FreeMono" w:hAnsi="Aptos Mono" w:cs="FreeMono"/>
         </w:rPr>
         <w:t xml:space="preserve"> </w:t>
       </w:r>
       <w:proofErr w:type="spellStart"/>
       <w:r>
         <w:rPr>
-          <w:rFonts w:ascii="FreeMono" w:eastAsia="FreeMono" w:hAnsi="FreeMono" w:cs="FreeMono"/>
+          <w:rFonts w:ascii="Aptos Mono" w:eastAsia="FreeMono" w:hAnsi="Aptos Mono" w:cs="FreeMono"/>
         </w:rPr>
         <w:t>amet</w:t>
       </w:r>
       <w:proofErr w:type="spellEnd"/>
       <w:r>
         <w:rPr>
-          <w:rFonts w:ascii="FreeMono" w:eastAsia="FreeMono" w:hAnsi="FreeMono" w:cs="FreeMono"/>
+          <w:rFonts w:ascii="Aptos Mono" w:eastAsia="FreeMono" w:hAnsi="Aptos Mono" w:cs="FreeMono"/>
         </w:rPr>
         <w:t xml:space="preserve">, </w:t>
       </w:r>
       <w:proofErr w:type="spellStart"/>
       <w:r>
         <w:rPr>
-          <w:rFonts w:ascii="FreeMono" w:eastAsia="FreeMono" w:hAnsi="FreeMono" w:cs="FreeMono"/>
+          <w:rFonts w:ascii="Aptos Mono" w:eastAsia="FreeMono" w:hAnsi="Aptos Mono" w:cs="FreeMono"/>
         </w:rPr>
         <w:t>consetetur</w:t>
       </w:r>
       <w:proofErr w:type="spellEnd"/>
       <w:r>
         <w:rPr>
-          <w:rFonts w:ascii="FreeMono" w:eastAsia="FreeMono" w:hAnsi="FreeMono" w:cs="FreeMono"/>
+          <w:rFonts w:ascii="Aptos Mono" w:eastAsia="FreeMono" w:hAnsi="Aptos Mono" w:cs="FreeMono"/>
         </w:rPr>
         <w:t xml:space="preserve"> </w:t>
       </w:r>
       <w:proofErr w:type="spellStart"/>
       <w:r>
         <w:rPr>
-          <w:rFonts w:ascii="FreeMono" w:eastAsia="FreeMono" w:hAnsi="FreeMono" w:cs="FreeMono"/>
+          <w:rFonts w:ascii="Aptos Mono" w:eastAsia="FreeMono" w:hAnsi="Aptos Mono" w:cs="FreeMono"/>
         </w:rPr>
         <w:t>sadipscing</w:t>
       </w:r>
       <w:proofErr w:type="spellEnd"/>
       <w:r>
         <w:rPr>
-          <w:rFonts w:ascii="FreeMono" w:eastAsia="FreeMono" w:hAnsi="FreeMono" w:cs="FreeMono"/>
+          <w:rFonts w:ascii="Aptos Mono" w:eastAsia="FreeMono" w:hAnsi="Aptos Mono" w:cs="FreeMono"/>
         </w:rPr>
         <w:t xml:space="preserve"> </w:t>
       </w:r>
       <w:proofErr w:type="spellStart"/>
       <w:r>
         <w:rPr>
-          <w:rFonts w:ascii="FreeMono" w:eastAsia="FreeMono" w:hAnsi="FreeMono" w:cs="FreeMono"/>
+          <w:rFonts w:ascii="Aptos Mono" w:eastAsia="FreeMono" w:hAnsi="Aptos Mono" w:cs="FreeMono"/>
         </w:rPr>
         <w:t>elitr</w:t>
       </w:r>
       <w:proofErr w:type="spellEnd"/>
       <w:r>
         <w:rPr>
-          <w:rFonts w:ascii="FreeMono" w:eastAsia="FreeMono" w:hAnsi="FreeMono" w:cs="FreeMono"/>
+          <w:rFonts w:ascii="Aptos Mono" w:eastAsia="FreeMono" w:hAnsi="Aptos Mono" w:cs="FreeMono"/>
         </w:rPr>
         <w:t xml:space="preserve">, sed </w:t>
       </w:r>
       <w:proofErr w:type="spellStart"/>
       <w:r>
         <w:rPr>
-          <w:rFonts w:ascii="FreeMono" w:eastAsia="FreeMono" w:hAnsi="FreeMono" w:cs="FreeMono"/>
+          <w:rFonts w:ascii="Aptos Mono" w:eastAsia="FreeMono" w:hAnsi="Aptos Mono" w:cs="FreeMono"/>
         </w:rPr>
         <w:t>diam</w:t>
       </w:r>
       <w:proofErr w:type="spellEnd"/>
       <w:r>
         <w:rPr>
-          <w:rFonts w:ascii="FreeMono" w:eastAsia="FreeMono" w:hAnsi="FreeMono" w:cs="FreeMono"/>
+          <w:rFonts w:ascii="Aptos Mono" w:eastAsia="FreeMono" w:hAnsi="Aptos Mono" w:cs="FreeMono"/>
         </w:rPr>
         <w:t xml:space="preserve"> </w:t>
       </w:r>
       <w:proofErr w:type="spellStart"/>
       <w:r>
         <w:rPr>
-          <w:rFonts w:ascii="FreeMono" w:eastAsia="FreeMono" w:hAnsi="FreeMono" w:cs="FreeMono"/>
+          <w:rFonts w:ascii="Aptos Mono" w:eastAsia="FreeMono" w:hAnsi="Aptos Mono" w:cs="FreeMono"/>
         </w:rPr>
         <w:t>nonumy</w:t>
       </w:r>
       <w:proofErr w:type="spellEnd"/>
       <w:r>
         <w:rPr>
-          <w:rFonts w:ascii="FreeMono" w:eastAsia="FreeMono" w:hAnsi="FreeMono" w:cs="FreeMono"/>
+          <w:rFonts w:ascii="Aptos Mono" w:eastAsia="FreeMono" w:hAnsi="Aptos Mono" w:cs="FreeMono"/>
         </w:rPr>
         <w:t xml:space="preserve"> </w:t>
       </w:r>
       <w:proofErr w:type="spellStart"/>
       <w:r>
         <w:rPr>
-          <w:rFonts w:ascii="FreeMono" w:eastAsia="FreeMono" w:hAnsi="FreeMono" w:cs="FreeMono"/>
+          <w:rFonts w:ascii="Aptos Mono" w:eastAsia="FreeMono" w:hAnsi="Aptos Mono" w:cs="FreeMono"/>
         </w:rPr>
         <w:t>eirmod</w:t>
       </w:r>
       <w:proofErr w:type="spellEnd"/>
       <w:r>
         <w:rPr>
-          <w:rFonts w:ascii="FreeMono" w:eastAsia="FreeMono" w:hAnsi="FreeMono" w:cs="FreeMono"/>
+          <w:rFonts w:ascii="Aptos Mono" w:eastAsia="FreeMono" w:hAnsi="Aptos Mono" w:cs="FreeMono"/>
         </w:rPr>
         <w:t xml:space="preserve"> </w:t>
       </w:r>
       <w:proofErr w:type="spellStart"/>
       <w:r>
         <w:rPr>
-          <w:rFonts w:ascii="FreeMono" w:eastAsia="FreeMono" w:hAnsi="FreeMono" w:cs="FreeMono"/>
+          <w:rFonts w:ascii="Aptos Mono" w:eastAsia="FreeMono" w:hAnsi="Aptos Mono" w:cs="FreeMono"/>
         </w:rPr>
         <w:t>tempor</w:t>
       </w:r>
       <w:proofErr w:type="spellEnd"/>
       <w:r>
         <w:rPr>
-          <w:rFonts w:ascii="FreeMono" w:eastAsia="FreeMono" w:hAnsi="FreeMono" w:cs="FreeMono"/>
+          <w:rFonts w:ascii="Aptos Mono" w:eastAsia="FreeMono" w:hAnsi="Aptos Mono" w:cs="FreeMono"/>
         </w:rPr>
         <w:t xml:space="preserve"> </w:t>
       </w:r>
       <w:proofErr w:type="spellStart"/>
       <w:r>
         <w:rPr>
-          <w:rFonts w:ascii="FreeMono" w:eastAsia="FreeMono" w:hAnsi="FreeMono" w:cs="FreeMono"/>
+          <w:rFonts w:ascii="Aptos Mono" w:eastAsia="FreeMono" w:hAnsi="Aptos Mono" w:cs="FreeMono"/>
         </w:rPr>
         <w:t>invidunt</w:t>
       </w:r>
       <w:proofErr w:type="spellEnd"/>
       <w:r>
         <w:rPr>
-          <w:rFonts w:ascii="FreeMono" w:eastAsia="FreeMono" w:hAnsi="FreeMono" w:cs="FreeMono"/>
+          <w:rFonts w:ascii="Aptos Mono" w:eastAsia="FreeMono" w:hAnsi="Aptos Mono" w:cs="FreeMono"/>
         </w:rPr>
         <w:t xml:space="preserve"> </w:t>
       </w:r>
       <w:proofErr w:type="spellStart"/>
       <w:r>
         <w:rPr>
-          <w:rFonts w:ascii="FreeMono" w:eastAsia="FreeMono" w:hAnsi="FreeMono" w:cs="FreeMono"/>
+          <w:rFonts w:ascii="Aptos Mono" w:eastAsia="FreeMono" w:hAnsi="Aptos Mono" w:cs="FreeMono"/>
         </w:rPr>
         <w:t>ut</w:t>
       </w:r>
       <w:proofErr w:type="spellEnd"/>
       <w:r>
         <w:rPr>
-          <w:rFonts w:ascii="FreeMono" w:eastAsia="FreeMono" w:hAnsi="FreeMono" w:cs="FreeMono"/>
+          <w:rFonts w:ascii="Aptos Mono" w:eastAsia="FreeMono" w:hAnsi="Aptos Mono" w:cs="FreeMono"/>
         </w:rPr>
         <w:t xml:space="preserve"> </w:t>
       </w:r>
       <w:proofErr w:type="spellStart"/>
       <w:r>
         <w:rPr>
-          <w:rFonts w:ascii="FreeMono" w:eastAsia="FreeMono" w:hAnsi="FreeMono" w:cs="FreeMono"/>
+          <w:rFonts w:ascii="Aptos Mono" w:eastAsia="FreeMono" w:hAnsi="Aptos Mono" w:cs="FreeMono"/>
         </w:rPr>
         <w:t>labore</w:t>
       </w:r>
       <w:proofErr w:type="spellEnd"/>
       <w:r>
         <w:rPr>
-          <w:rFonts w:ascii="FreeMono" w:eastAsia="FreeMono" w:hAnsi="FreeMono" w:cs="FreeMono"/>
+          <w:rFonts w:ascii="Aptos Mono" w:eastAsia="FreeMono" w:hAnsi="Aptos Mono" w:cs="FreeMono"/>
         </w:rPr>
         <w:t xml:space="preserve"> et </w:t>
       </w:r>
       <w:proofErr w:type="spellStart"/>
       <w:r>
         <w:rPr>
-          <w:rFonts w:ascii="FreeMono" w:eastAsia="FreeMono" w:hAnsi="FreeMono" w:cs="FreeMono"/>
+          <w:rFonts w:ascii="Aptos Mono" w:eastAsia="FreeMono" w:hAnsi="Aptos Mono" w:cs="FreeMono"/>
         </w:rPr>
         <w:t>dolore</w:t>
       </w:r>
       <w:proofErr w:type="spellEnd"/>
       <w:r>
         <w:rPr>
-          <w:rFonts w:ascii="FreeMono" w:eastAsia="FreeMono" w:hAnsi="FreeMono" w:cs="FreeMono"/>
+          <w:rFonts w:ascii="Aptos Mono" w:eastAsia="FreeMono" w:hAnsi="Aptos Mono" w:cs="FreeMono"/>
         </w:rPr>
         <w:t xml:space="preserve"> magna </w:t>
       </w:r>
       <w:proofErr w:type="spellStart"/>
       <w:r>
         <w:rPr>
-          <w:rFonts w:ascii="FreeMono" w:eastAsia="FreeMono" w:hAnsi="FreeMono" w:cs="FreeMono"/>
+          <w:rFonts w:ascii="Aptos Mono" w:eastAsia="FreeMono" w:hAnsi="Aptos Mono" w:cs="FreeMono"/>
         </w:rPr>
         <w:t>aliquyam</w:t>
       </w:r>
       <w:proofErr w:type="spellEnd"/>
       <w:r>
         <w:rPr>
-          <w:rFonts w:ascii="FreeMono" w:eastAsia="FreeMono" w:hAnsi="FreeMono" w:cs="FreeMono"/>
+          <w:rFonts w:ascii="Aptos Mono" w:eastAsia="FreeMono" w:hAnsi="Aptos Mono" w:cs="FreeMono"/>
+        </w:rPr>
+        <w:t xml:space="preserve"> erat, sed </w:t>
+      </w:r>
+      <w:proofErr w:type="spellStart"/>
+      <w:r>
+        <w:rPr>
+          <w:rFonts w:ascii="Aptos Mono" w:eastAsia="FreeMono" w:hAnsi="Aptos Mono" w:cs="FreeMono"/>
+        </w:rPr>
+        <w:t>diam</w:t>
+      </w:r>
+      <w:proofErr w:type="spellEnd"/>
+      <w:r>
+        <w:rPr>
+          <w:rFonts w:ascii="Aptos Mono" w:eastAsia="FreeMono" w:hAnsi="Aptos Mono" w:cs="FreeMono"/>
         </w:rPr>
         <w:t xml:space="preserve"> </w:t>
       </w:r>
       <w:proofErr w:type="spellStart"/>
       <w:r>
         <w:rPr>
-          <w:rFonts w:ascii="FreeMono" w:eastAsia="FreeMono" w:hAnsi="FreeMono" w:cs="FreeMono"/>
-        </w:rPr>
-        <w:t>erat</w:t>
-      </w:r>
-      <w:proofErr w:type="spellEnd"/>
-      <w:r>
-        <w:rPr>
-          <w:rFonts w:ascii="FreeMono" w:eastAsia="FreeMono" w:hAnsi="FreeMono" w:cs="FreeMono"/>
-        </w:rPr>
-        <w:t xml:space="preserve">, sed </w:t>
-      </w:r>
-      <w:proofErr w:type="spellStart"/>
-      <w:r>
-        <w:rPr>
-          <w:rFonts w:ascii="FreeMono" w:eastAsia="FreeMono" w:hAnsi="FreeMono" w:cs="FreeMono"/>
-        </w:rPr>
-        <w:t>diam</w:t>
-      </w:r>
-      <w:proofErr w:type="spellEnd"/>
-      <w:r>
-        <w:rPr>
-          <w:rFonts w:ascii="FreeMono" w:eastAsia="FreeMono" w:hAnsi="FreeMono" w:cs="FreeMono"/>
-        </w:rPr>
-        <w:t xml:space="preserve"> </w:t>
-      </w:r>
-      <w:proofErr w:type="spellStart"/>
-      <w:r>
-        <w:rPr>
-          <w:rFonts w:ascii="FreeMono" w:eastAsia="FreeMono" w:hAnsi="FreeMono" w:cs="FreeMono"/>
+          <w:rFonts w:ascii="Aptos Mono" w:eastAsia="FreeMono" w:hAnsi="Aptos Mono" w:cs="FreeMono"/>
         </w:rPr>
         <w:t>voluptua</w:t>
       </w:r>
       <w:proofErr w:type="spellEnd"/>
       <w:r>
         <w:rPr>
-          <w:rFonts w:ascii="FreeMono" w:eastAsia="FreeMono" w:hAnsi="FreeMono" w:cs="FreeMono"/>
+          <w:rFonts w:ascii="Aptos Mono" w:eastAsia="FreeMono" w:hAnsi="Aptos Mono" w:cs="FreeMono"/>
         </w:rPr>
         <w:t xml:space="preserve">. </w:t>
       </w:r>
       <w:r>
         <w:rPr>
-          <w:rFonts w:ascii="FreeMono" w:eastAsia="FreeMono" w:hAnsi="FreeMono" w:cs="FreeMono"/>
+          <w:rFonts w:ascii="Aptos Mono" w:eastAsia="FreeMono" w:hAnsi="Aptos Mono" w:cs="FreeMono"/>
           <w:lang w:val="en-US"/>
         </w:rPr>
         <w:t xml:space="preserve">At </w:t>
@@ -605,7 +596,7 @@
       <w:proofErr w:type="spellStart"/>
       <w:r>
         <w:rPr>
-          <w:rFonts w:ascii="FreeMono" w:eastAsia="FreeMono" w:hAnsi="FreeMono" w:cs="FreeMono"/>
+          <w:rFonts w:ascii="Aptos Mono" w:eastAsia="FreeMono" w:hAnsi="Aptos Mono" w:cs="FreeMono"/>
           <w:lang w:val="en-US"/>
         </w:rPr>
         <w:t>vero</w:t>
@@ -613,7 +604,7 @@
       <w:proofErr w:type="spellEnd"/>
       <w:r>
         <w:rPr>
-          <w:rFonts w:ascii="FreeMono" w:eastAsia="FreeMono" w:hAnsi="FreeMono" w:cs="FreeMono"/>
+          <w:rFonts w:ascii="Aptos Mono" w:eastAsia="FreeMono" w:hAnsi="Aptos Mono" w:cs="FreeMono"/>
           <w:lang w:val="en-US"/>
         </w:rPr>
         <w:t xml:space="preserve"> </w:t>
@@ -621,7 +612,7 @@
       <w:proofErr w:type="spellStart"/>
       <w:r>
         <w:rPr>
-          <w:rFonts w:ascii="FreeMono" w:eastAsia="FreeMono" w:hAnsi="FreeMono" w:cs="FreeMono"/>
+          <w:rFonts w:ascii="Aptos Mono" w:eastAsia="FreeMono" w:hAnsi="Aptos Mono" w:cs="FreeMono"/>
           <w:lang w:val="en-US"/>
         </w:rPr>
         <w:t>eos</w:t>
@@ -629,7 +620,7 @@
       <w:proofErr w:type="spellEnd"/>
       <w:r>
         <w:rPr>
-          <w:rFonts w:ascii="FreeMono" w:eastAsia="FreeMono" w:hAnsi="FreeMono" w:cs="FreeMono"/>
+          <w:rFonts w:ascii="Aptos Mono" w:eastAsia="FreeMono" w:hAnsi="Aptos Mono" w:cs="FreeMono"/>
           <w:lang w:val="en-US"/>
         </w:rPr>
         <w:t xml:space="preserve"> et </w:t>
@@ -637,7 +628,7 @@
       <w:proofErr w:type="spellStart"/>
       <w:r>
         <w:rPr>
-          <w:rFonts w:ascii="FreeMono" w:eastAsia="FreeMono" w:hAnsi="FreeMono" w:cs="FreeMono"/>
+          <w:rFonts w:ascii="Aptos Mono" w:eastAsia="FreeMono" w:hAnsi="Aptos Mono" w:cs="FreeMono"/>
           <w:lang w:val="en-US"/>
         </w:rPr>
         <w:t>accusam</w:t>
@@ -645,7 +636,7 @@
       <w:proofErr w:type="spellEnd"/>
       <w:r>
         <w:rPr>
-          <w:rFonts w:ascii="FreeMono" w:eastAsia="FreeMono" w:hAnsi="FreeMono" w:cs="FreeMono"/>
+          <w:rFonts w:ascii="Aptos Mono" w:eastAsia="FreeMono" w:hAnsi="Aptos Mono" w:cs="FreeMono"/>
           <w:lang w:val="en-US"/>
         </w:rPr>
         <w:t xml:space="preserve"> et </w:t>
@@ -653,7 +644,7 @@
       <w:proofErr w:type="spellStart"/>
       <w:r>
         <w:rPr>
-          <w:rFonts w:ascii="FreeMono" w:eastAsia="FreeMono" w:hAnsi="FreeMono" w:cs="FreeMono"/>
+          <w:rFonts w:ascii="Aptos Mono" w:eastAsia="FreeMono" w:hAnsi="Aptos Mono" w:cs="FreeMono"/>
           <w:lang w:val="en-US"/>
         </w:rPr>
         <w:t>justo</w:t>
@@ -661,7 +652,7 @@
       <w:proofErr w:type="spellEnd"/>
       <w:r>
         <w:rPr>
-          <w:rFonts w:ascii="FreeMono" w:eastAsia="FreeMono" w:hAnsi="FreeMono" w:cs="FreeMono"/>
+          <w:rFonts w:ascii="Aptos Mono" w:eastAsia="FreeMono" w:hAnsi="Aptos Mono" w:cs="FreeMono"/>
           <w:lang w:val="en-US"/>
         </w:rPr>
         <w:t xml:space="preserve"> duo </w:t>
@@ -669,7 +660,7 @@
       <w:proofErr w:type="spellStart"/>
       <w:r>
         <w:rPr>
-          <w:rFonts w:ascii="FreeMono" w:eastAsia="FreeMono" w:hAnsi="FreeMono" w:cs="FreeMono"/>
+          <w:rFonts w:ascii="Aptos Mono" w:eastAsia="FreeMono" w:hAnsi="Aptos Mono" w:cs="FreeMono"/>
           <w:lang w:val="en-US"/>
         </w:rPr>
         <w:t>dolores</w:t>
@@ -677,7 +668,7 @@
       <w:proofErr w:type="spellEnd"/>
       <w:r>
         <w:rPr>
-          <w:rFonts w:ascii="FreeMono" w:eastAsia="FreeMono" w:hAnsi="FreeMono" w:cs="FreeMono"/>
+          <w:rFonts w:ascii="Aptos Mono" w:eastAsia="FreeMono" w:hAnsi="Aptos Mono" w:cs="FreeMono"/>
           <w:lang w:val="en-US"/>
         </w:rPr>
         <w:t xml:space="preserve"> et </w:t>
@@ -685,7 +676,7 @@
       <w:proofErr w:type="spellStart"/>
       <w:r>
         <w:rPr>
-          <w:rFonts w:ascii="FreeMono" w:eastAsia="FreeMono" w:hAnsi="FreeMono" w:cs="FreeMono"/>
+          <w:rFonts w:ascii="Aptos Mono" w:eastAsia="FreeMono" w:hAnsi="Aptos Mono" w:cs="FreeMono"/>
           <w:lang w:val="en-US"/>
         </w:rPr>
         <w:t>ea</w:t>
@@ -693,7 +684,7 @@
       <w:proofErr w:type="spellEnd"/>
       <w:r>
         <w:rPr>
-          <w:rFonts w:ascii="FreeMono" w:eastAsia="FreeMono" w:hAnsi="FreeMono" w:cs="FreeMono"/>
+          <w:rFonts w:ascii="Aptos Mono" w:eastAsia="FreeMono" w:hAnsi="Aptos Mono" w:cs="FreeMono"/>
           <w:lang w:val="en-US"/>
         </w:rPr>
         <w:t xml:space="preserve"> </w:t>
@@ -701,7 +692,7 @@
       <w:proofErr w:type="spellStart"/>
       <w:r>
         <w:rPr>
-          <w:rFonts w:ascii="FreeMono" w:eastAsia="FreeMono" w:hAnsi="FreeMono" w:cs="FreeMono"/>
+          <w:rFonts w:ascii="Aptos Mono" w:eastAsia="FreeMono" w:hAnsi="Aptos Mono" w:cs="FreeMono"/>
           <w:lang w:val="en-US"/>
         </w:rPr>
         <w:t>rebum</w:t>
@@ -709,7 +700,7 @@
       <w:proofErr w:type="spellEnd"/>
       <w:r>
         <w:rPr>
-          <w:rFonts w:ascii="FreeMono" w:eastAsia="FreeMono" w:hAnsi="FreeMono" w:cs="FreeMono"/>
+          <w:rFonts w:ascii="Aptos Mono" w:eastAsia="FreeMono" w:hAnsi="Aptos Mono" w:cs="FreeMono"/>
           <w:lang w:val="en-US"/>
         </w:rPr>
         <w:t xml:space="preserve">. Stet </w:t>
@@ -717,7 +708,7 @@
       <w:proofErr w:type="spellStart"/>
       <w:r>
         <w:rPr>
-          <w:rFonts w:ascii="FreeMono" w:eastAsia="FreeMono" w:hAnsi="FreeMono" w:cs="FreeMono"/>
+          <w:rFonts w:ascii="Aptos Mono" w:eastAsia="FreeMono" w:hAnsi="Aptos Mono" w:cs="FreeMono"/>
           <w:lang w:val="en-US"/>
         </w:rPr>
         <w:t>clita</w:t>
@@ -725,7 +716,7 @@
       <w:proofErr w:type="spellEnd"/>
       <w:r>
         <w:rPr>
-          <w:rFonts w:ascii="FreeMono" w:eastAsia="FreeMono" w:hAnsi="FreeMono" w:cs="FreeMono"/>
+          <w:rFonts w:ascii="Aptos Mono" w:eastAsia="FreeMono" w:hAnsi="Aptos Mono" w:cs="FreeMono"/>
           <w:lang w:val="en-US"/>
         </w:rPr>
         <w:t xml:space="preserve"> </w:t>
@@ -733,7 +724,7 @@
       <w:proofErr w:type="spellStart"/>
       <w:r>
         <w:rPr>
-          <w:rFonts w:ascii="FreeMono" w:eastAsia="FreeMono" w:hAnsi="FreeMono" w:cs="FreeMono"/>
+          <w:rFonts w:ascii="Aptos Mono" w:eastAsia="FreeMono" w:hAnsi="Aptos Mono" w:cs="FreeMono"/>
           <w:lang w:val="en-US"/>
         </w:rPr>
         <w:t>kasd</w:t>
@@ -741,7 +732,7 @@
       <w:proofErr w:type="spellEnd"/>
       <w:r>
         <w:rPr>
-          <w:rFonts w:ascii="FreeMono" w:eastAsia="FreeMono" w:hAnsi="FreeMono" w:cs="FreeMono"/>
+          <w:rFonts w:ascii="Aptos Mono" w:eastAsia="FreeMono" w:hAnsi="Aptos Mono" w:cs="FreeMono"/>
           <w:lang w:val="en-US"/>
         </w:rPr>
         <w:t xml:space="preserve"> </w:t>
@@ -749,7 +740,7 @@
       <w:proofErr w:type="spellStart"/>
       <w:r>
         <w:rPr>
-          <w:rFonts w:ascii="FreeMono" w:eastAsia="FreeMono" w:hAnsi="FreeMono" w:cs="FreeMono"/>
+          <w:rFonts w:ascii="Aptos Mono" w:eastAsia="FreeMono" w:hAnsi="Aptos Mono" w:cs="FreeMono"/>
           <w:lang w:val="en-US"/>
         </w:rPr>
         <w:t>gubergren</w:t>
@@ -757,7 +748,7 @@
       <w:proofErr w:type="spellEnd"/>
       <w:r>
         <w:rPr>
-          <w:rFonts w:ascii="FreeMono" w:eastAsia="FreeMono" w:hAnsi="FreeMono" w:cs="FreeMono"/>
+          <w:rFonts w:ascii="Aptos Mono" w:eastAsia="FreeMono" w:hAnsi="Aptos Mono" w:cs="FreeMono"/>
           <w:lang w:val="en-US"/>
         </w:rPr>
         <w:t xml:space="preserve">, no sea </w:t>
@@ -765,7 +756,7 @@
       <w:proofErr w:type="spellStart"/>
       <w:r>
         <w:rPr>
-          <w:rFonts w:ascii="FreeMono" w:eastAsia="FreeMono" w:hAnsi="FreeMono" w:cs="FreeMono"/>
+          <w:rFonts w:ascii="Aptos Mono" w:eastAsia="FreeMono" w:hAnsi="Aptos Mono" w:cs="FreeMono"/>
           <w:lang w:val="en-US"/>
         </w:rPr>
         <w:t>takimata</w:t>
@@ -773,7 +764,7 @@
       <w:proofErr w:type="spellEnd"/>
       <w:r>
         <w:rPr>
-          <w:rFonts w:ascii="FreeMono" w:eastAsia="FreeMono" w:hAnsi="FreeMono" w:cs="FreeMono"/>
+          <w:rFonts w:ascii="Aptos Mono" w:eastAsia="FreeMono" w:hAnsi="Aptos Mono" w:cs="FreeMono"/>
           <w:lang w:val="en-US"/>
         </w:rPr>
         <w:t xml:space="preserve"> </w:t>
@@ -781,7 +772,7 @@
       <w:proofErr w:type="spellStart"/>
       <w:r>
         <w:rPr>
-          <w:rFonts w:ascii="FreeMono" w:eastAsia="FreeMono" w:hAnsi="FreeMono" w:cs="FreeMono"/>
+          <w:rFonts w:ascii="Aptos Mono" w:eastAsia="FreeMono" w:hAnsi="Aptos Mono" w:cs="FreeMono"/>
           <w:lang w:val="en-US"/>
         </w:rPr>
         <w:t>sanctus</w:t>
@@ -789,7 +780,23 @@
       <w:proofErr w:type="spellEnd"/>
       <w:r>
         <w:rPr>
-          <w:rFonts w:ascii="FreeMono" w:eastAsia="FreeMono" w:hAnsi="FreeMono" w:cs="FreeMono"/>
+          <w:rFonts w:ascii="Aptos Mono" w:eastAsia="FreeMono" w:hAnsi="Aptos Mono" w:cs="FreeMono"/>
+          <w:lang w:val="en-US"/>
+        </w:rPr>
+        <w:t xml:space="preserve"> est Lorem ipsum dolor </w:t>
+      </w:r>
+      <w:proofErr w:type="gramStart"/>
+      <w:r>
+        <w:rPr>
+          <w:rFonts w:ascii="Aptos Mono" w:eastAsia="FreeMono" w:hAnsi="Aptos Mono" w:cs="FreeMono"/>
+          <w:lang w:val="en-US"/>
+        </w:rPr>
+        <w:t>sit</w:t>
+      </w:r>
+      <w:proofErr w:type="gramEnd"/>
+      <w:r>
+        <w:rPr>
+          <w:rFonts w:ascii="Aptos Mono" w:eastAsia="FreeMono" w:hAnsi="Aptos Mono" w:cs="FreeMono"/>
           <w:lang w:val="en-US"/>
         </w:rPr>
         <w:t xml:space="preserve"> </w:t>
@@ -797,23 +804,7 @@
       <w:proofErr w:type="spellStart"/>
       <w:r>
         <w:rPr>
-          <w:rFonts w:ascii="FreeMono" w:eastAsia="FreeMono" w:hAnsi="FreeMono" w:cs="FreeMono"/>
-          <w:lang w:val="en-US"/>
-        </w:rPr>
-        <w:t>est</w:t>
-      </w:r>
-      <w:proofErr w:type="spellEnd"/>
-      <w:r>
-        <w:rPr>
-          <w:rFonts w:ascii="FreeMono" w:eastAsia="FreeMono" w:hAnsi="FreeMono" w:cs="FreeMono"/>
-          <w:lang w:val="en-US"/>
-        </w:rPr>
-        <w:t xml:space="preserve"> Lorem ipsum dolor sit </w:t>
-      </w:r>
-      <w:proofErr w:type="spellStart"/>
-      <w:r>
-        <w:rPr>
-          <w:rFonts w:ascii="FreeMono" w:eastAsia="FreeMono" w:hAnsi="FreeMono" w:cs="FreeMono"/>
+          <w:rFonts w:ascii="Aptos Mono" w:eastAsia="FreeMono" w:hAnsi="Aptos Mono" w:cs="FreeMono"/>
           <w:lang w:val="en-US"/>
         </w:rPr>
         <w:t>amet</w:t>
@@ -821,7 +812,7 @@
       <w:proofErr w:type="spellEnd"/>
       <w:r>
         <w:rPr>
-          <w:rFonts w:ascii="FreeMono" w:eastAsia="FreeMono" w:hAnsi="FreeMono" w:cs="FreeMono"/>
+          <w:rFonts w:ascii="Aptos Mono" w:eastAsia="FreeMono" w:hAnsi="Aptos Mono" w:cs="FreeMono"/>
           <w:lang w:val="en-US"/>
         </w:rPr>
         <w:t>.</w:t>
@@ -838,7 +829,7 @@
       <w:proofErr w:type="spellStart"/>
       <w:r>
         <w:rPr>
-          <w:rFonts w:ascii="FreeMono" w:eastAsia="FreeMono" w:hAnsi="FreeMono" w:cs="FreeMono"/>
+          <w:rFonts w:ascii="Aptos Mono" w:eastAsia="FreeMono" w:hAnsi="Aptos Mono" w:cs="FreeMono"/>
           <w:b/>
           <w:lang w:val="en-US"/>
         </w:rPr>
@@ -847,7 +838,7 @@
       <w:proofErr w:type="spellEnd"/>
       <w:r>
         <w:rPr>
-          <w:rFonts w:ascii="FreeMono" w:eastAsia="FreeMono" w:hAnsi="FreeMono" w:cs="FreeMono"/>
+          <w:rFonts w:ascii="Aptos Mono" w:eastAsia="FreeMono" w:hAnsi="Aptos Mono" w:cs="FreeMono"/>
           <w:b/>
           <w:lang w:val="en-US"/>
         </w:rPr>
@@ -855,15 +846,31 @@
       </w:r>
       <w:r>
         <w:rPr>
-          <w:rFonts w:ascii="FreeMono" w:eastAsia="FreeMono" w:hAnsi="FreeMono" w:cs="FreeMono"/>
+          <w:rFonts w:ascii="Aptos Mono" w:eastAsia="FreeMono" w:hAnsi="Aptos Mono" w:cs="FreeMono"/>
           <w:lang w:val="en-US"/>
         </w:rPr>
-        <w:t xml:space="preserve"> Lorem ipsum dolor sit </w:t>
+        <w:t xml:space="preserve"> Lorem ipsum dolor </w:t>
+      </w:r>
+      <w:proofErr w:type="gramStart"/>
+      <w:r>
+        <w:rPr>
+          <w:rFonts w:ascii="Aptos Mono" w:eastAsia="FreeMono" w:hAnsi="Aptos Mono" w:cs="FreeMono"/>
+          <w:lang w:val="en-US"/>
+        </w:rPr>
+        <w:t>sit</w:t>
+      </w:r>
+      <w:proofErr w:type="gramEnd"/>
+      <w:r>
+        <w:rPr>
+          <w:rFonts w:ascii="Aptos Mono" w:eastAsia="FreeMono" w:hAnsi="Aptos Mono" w:cs="FreeMono"/>
+          <w:lang w:val="en-US"/>
+        </w:rPr>
+        <w:t xml:space="preserve"> </w:t>
       </w:r>
       <w:proofErr w:type="spellStart"/>
       <w:r>
         <w:rPr>
-          <w:rFonts w:ascii="FreeMono" w:eastAsia="FreeMono" w:hAnsi="FreeMono" w:cs="FreeMono"/>
+          <w:rFonts w:ascii="Aptos Mono" w:eastAsia="FreeMono" w:hAnsi="Aptos Mono" w:cs="FreeMono"/>
           <w:lang w:val="en-US"/>
         </w:rPr>
         <w:t>amet</w:t>
@@ -871,7 +878,7 @@
       <w:proofErr w:type="spellEnd"/>
       <w:r>
         <w:rPr>
-          <w:rFonts w:ascii="FreeMono" w:eastAsia="FreeMono" w:hAnsi="FreeMono" w:cs="FreeMono"/>
+          <w:rFonts w:ascii="Aptos Mono" w:eastAsia="FreeMono" w:hAnsi="Aptos Mono" w:cs="FreeMono"/>
           <w:lang w:val="en-US"/>
         </w:rPr>
         <w:t xml:space="preserve">, </w:t>
@@ -879,7 +886,7 @@
       <w:proofErr w:type="spellStart"/>
       <w:r>
         <w:rPr>
-          <w:rFonts w:ascii="FreeMono" w:eastAsia="FreeMono" w:hAnsi="FreeMono" w:cs="FreeMono"/>
+          <w:rFonts w:ascii="Aptos Mono" w:eastAsia="FreeMono" w:hAnsi="Aptos Mono" w:cs="FreeMono"/>
           <w:lang w:val="en-US"/>
         </w:rPr>
         <w:t>consetetur</w:t>
@@ -887,7 +894,7 @@
       <w:proofErr w:type="spellEnd"/>
       <w:r>
         <w:rPr>
-          <w:rFonts w:ascii="FreeMono" w:eastAsia="FreeMono" w:hAnsi="FreeMono" w:cs="FreeMono"/>
+          <w:rFonts w:ascii="Aptos Mono" w:eastAsia="FreeMono" w:hAnsi="Aptos Mono" w:cs="FreeMono"/>
           <w:lang w:val="en-US"/>
         </w:rPr>
         <w:t xml:space="preserve"> </w:t>
@@ -895,7 +902,7 @@
       <w:proofErr w:type="spellStart"/>
       <w:r>
         <w:rPr>
-          <w:rFonts w:ascii="FreeMono" w:eastAsia="FreeMono" w:hAnsi="FreeMono" w:cs="FreeMono"/>
+          <w:rFonts w:ascii="Aptos Mono" w:eastAsia="FreeMono" w:hAnsi="Aptos Mono" w:cs="FreeMono"/>
           <w:lang w:val="en-US"/>
         </w:rPr>
         <w:t>sadipscing</w:t>
@@ -903,7 +910,7 @@
       <w:proofErr w:type="spellEnd"/>
       <w:r>
         <w:rPr>
-          <w:rFonts w:ascii="FreeMono" w:eastAsia="FreeMono" w:hAnsi="FreeMono" w:cs="FreeMono"/>
+          <w:rFonts w:ascii="Aptos Mono" w:eastAsia="FreeMono" w:hAnsi="Aptos Mono" w:cs="FreeMono"/>
           <w:lang w:val="en-US"/>
         </w:rPr>
         <w:t xml:space="preserve"> </w:t>
@@ -911,7 +918,7 @@
       <w:proofErr w:type="spellStart"/>
       <w:r>
         <w:rPr>
-          <w:rFonts w:ascii="FreeMono" w:eastAsia="FreeMono" w:hAnsi="FreeMono" w:cs="FreeMono"/>
+          <w:rFonts w:ascii="Aptos Mono" w:eastAsia="FreeMono" w:hAnsi="Aptos Mono" w:cs="FreeMono"/>
           <w:lang w:val="en-US"/>
         </w:rPr>
         <w:t>elitr</w:t>
@@ -919,7 +926,7 @@
       <w:proofErr w:type="spellEnd"/>
       <w:r>
         <w:rPr>
-          <w:rFonts w:ascii="FreeMono" w:eastAsia="FreeMono" w:hAnsi="FreeMono" w:cs="FreeMono"/>
+          <w:rFonts w:ascii="Aptos Mono" w:eastAsia="FreeMono" w:hAnsi="Aptos Mono" w:cs="FreeMono"/>
           <w:lang w:val="en-US"/>
         </w:rPr>
         <w:t xml:space="preserve">, sed diam </w:t>
@@ -927,7 +934,7 @@
       <w:proofErr w:type="spellStart"/>
       <w:r>
         <w:rPr>
-          <w:rFonts w:ascii="FreeMono" w:eastAsia="FreeMono" w:hAnsi="FreeMono" w:cs="FreeMono"/>
+          <w:rFonts w:ascii="Aptos Mono" w:eastAsia="FreeMono" w:hAnsi="Aptos Mono" w:cs="FreeMono"/>
           <w:lang w:val="en-US"/>
         </w:rPr>
         <w:t>nonumy</w:t>
@@ -935,7 +942,7 @@
       <w:proofErr w:type="spellEnd"/>
       <w:r>
         <w:rPr>
-          <w:rFonts w:ascii="FreeMono" w:eastAsia="FreeMono" w:hAnsi="FreeMono" w:cs="FreeMono"/>
+          <w:rFonts w:ascii="Aptos Mono" w:eastAsia="FreeMono" w:hAnsi="Aptos Mono" w:cs="FreeMono"/>
           <w:lang w:val="en-US"/>
         </w:rPr>
         <w:t xml:space="preserve"> </w:t>
@@ -943,7 +950,7 @@
       <w:proofErr w:type="spellStart"/>
       <w:r>
         <w:rPr>
-          <w:rFonts w:ascii="FreeMono" w:eastAsia="FreeMono" w:hAnsi="FreeMono" w:cs="FreeMono"/>
+          <w:rFonts w:ascii="Aptos Mono" w:eastAsia="FreeMono" w:hAnsi="Aptos Mono" w:cs="FreeMono"/>
           <w:lang w:val="en-US"/>
         </w:rPr>
         <w:t>eirmod</w:t>
@@ -951,7 +958,7 @@
       <w:proofErr w:type="spellEnd"/>
       <w:r>
         <w:rPr>
-          <w:rFonts w:ascii="FreeMono" w:eastAsia="FreeMono" w:hAnsi="FreeMono" w:cs="FreeMono"/>
+          <w:rFonts w:ascii="Aptos Mono" w:eastAsia="FreeMono" w:hAnsi="Aptos Mono" w:cs="FreeMono"/>
           <w:lang w:val="en-US"/>
         </w:rPr>
         <w:t xml:space="preserve"> </w:t>
@@ -959,7 +966,7 @@
       <w:proofErr w:type="spellStart"/>
       <w:r>
         <w:rPr>
-          <w:rFonts w:ascii="FreeMono" w:eastAsia="FreeMono" w:hAnsi="FreeMono" w:cs="FreeMono"/>
+          <w:rFonts w:ascii="Aptos Mono" w:eastAsia="FreeMono" w:hAnsi="Aptos Mono" w:cs="FreeMono"/>
           <w:lang w:val="en-US"/>
         </w:rPr>
         <w:t>tempor</w:t>
@@ -967,7 +974,7 @@
       <w:proofErr w:type="spellEnd"/>
       <w:r>
         <w:rPr>
-          <w:rFonts w:ascii="FreeMono" w:eastAsia="FreeMono" w:hAnsi="FreeMono" w:cs="FreeMono"/>
+          <w:rFonts w:ascii="Aptos Mono" w:eastAsia="FreeMono" w:hAnsi="Aptos Mono" w:cs="FreeMono"/>
           <w:lang w:val="en-US"/>
         </w:rPr>
         <w:t xml:space="preserve"> </w:t>
@@ -975,7 +982,7 @@
       <w:proofErr w:type="spellStart"/>
       <w:r>
         <w:rPr>
-          <w:rFonts w:ascii="FreeMono" w:eastAsia="FreeMono" w:hAnsi="FreeMono" w:cs="FreeMono"/>
+          <w:rFonts w:ascii="Aptos Mono" w:eastAsia="FreeMono" w:hAnsi="Aptos Mono" w:cs="FreeMono"/>
           <w:lang w:val="en-US"/>
         </w:rPr>
         <w:t>invidunt</w:t>
@@ -983,7 +990,7 @@
       <w:proofErr w:type="spellEnd"/>
       <w:r>
         <w:rPr>
-          <w:rFonts w:ascii="FreeMono" w:eastAsia="FreeMono" w:hAnsi="FreeMono" w:cs="FreeMono"/>
+          <w:rFonts w:ascii="Aptos Mono" w:eastAsia="FreeMono" w:hAnsi="Aptos Mono" w:cs="FreeMono"/>
           <w:lang w:val="en-US"/>
         </w:rPr>
         <w:t xml:space="preserve"> </w:t>
@@ -991,7 +998,7 @@
       <w:proofErr w:type="spellStart"/>
       <w:r>
         <w:rPr>
-          <w:rFonts w:ascii="FreeMono" w:eastAsia="FreeMono" w:hAnsi="FreeMono" w:cs="FreeMono"/>
+          <w:rFonts w:ascii="Aptos Mono" w:eastAsia="FreeMono" w:hAnsi="Aptos Mono" w:cs="FreeMono"/>
           <w:lang w:val="en-US"/>
         </w:rPr>
         <w:t>ut</w:t>
@@ -999,7 +1006,23 @@
       <w:proofErr w:type="spellEnd"/>
       <w:r>
         <w:rPr>
-          <w:rFonts w:ascii="FreeMono" w:eastAsia="FreeMono" w:hAnsi="FreeMono" w:cs="FreeMono"/>
+          <w:rFonts w:ascii="Aptos Mono" w:eastAsia="FreeMono" w:hAnsi="Aptos Mono" w:cs="FreeMono"/>
+          <w:lang w:val="en-US"/>
+        </w:rPr>
+        <w:t xml:space="preserve"> labore et dolore magna </w:t>
+      </w:r>
+      <w:proofErr w:type="spellStart"/>
+      <w:r>
+        <w:rPr>
+          <w:rFonts w:ascii="Aptos Mono" w:eastAsia="FreeMono" w:hAnsi="Aptos Mono" w:cs="FreeMono"/>
+          <w:lang w:val="en-US"/>
+        </w:rPr>
+        <w:t>aliquyam</w:t>
+      </w:r>
+      <w:proofErr w:type="spellEnd"/>
+      <w:r>
+        <w:rPr>
+          <w:rFonts w:ascii="Aptos Mono" w:eastAsia="FreeMono" w:hAnsi="Aptos Mono" w:cs="FreeMono"/>
           <w:lang w:val="en-US"/>
         </w:rPr>
         <w:t xml:space="preserve"> </w:t>
@@ -1007,39 +1030,7 @@
       <w:proofErr w:type="spellStart"/>
       <w:r>
         <w:rPr>
-          <w:rFonts w:ascii="FreeMono" w:eastAsia="FreeMono" w:hAnsi="FreeMono" w:cs="FreeMono"/>
-          <w:lang w:val="en-US"/>
-        </w:rPr>
-        <w:t>labore</w:t>
-      </w:r>
-      <w:proofErr w:type="spellEnd"/>
-      <w:r>
-        <w:rPr>
-          <w:rFonts w:ascii="FreeMono" w:eastAsia="FreeMono" w:hAnsi="FreeMono" w:cs="FreeMono"/>
-          <w:lang w:val="en-US"/>
-        </w:rPr>
-        <w:t xml:space="preserve"> et dolore magna </w:t>
-      </w:r>
-      <w:proofErr w:type="spellStart"/>
-      <w:r>
-        <w:rPr>
-          <w:rFonts w:ascii="FreeMono" w:eastAsia="FreeMono" w:hAnsi="FreeMono" w:cs="FreeMono"/>
-          <w:lang w:val="en-US"/>
-        </w:rPr>
-        <w:t>aliquyam</w:t>
-      </w:r>
-      <w:proofErr w:type="spellEnd"/>
-      <w:r>
-        <w:rPr>
-          <w:rFonts w:ascii="FreeMono" w:eastAsia="FreeMono" w:hAnsi="FreeMono" w:cs="FreeMono"/>
-          <w:lang w:val="en-US"/>
-        </w:rPr>
-        <w:t xml:space="preserve"> </w:t>
-      </w:r>
-      <w:proofErr w:type="spellStart"/>
-      <w:r>
-        <w:rPr>
-          <w:rFonts w:ascii="FreeMono" w:eastAsia="FreeMono" w:hAnsi="FreeMono" w:cs="FreeMono"/>
+          <w:rFonts w:ascii="Aptos Mono" w:eastAsia="FreeMono" w:hAnsi="Aptos Mono" w:cs="FreeMono"/>
           <w:lang w:val="en-US"/>
         </w:rPr>
         <w:t>erat</w:t>
@@ -1047,22 +1038,15 @@
       <w:proofErr w:type="spellEnd"/>
       <w:r>
         <w:rPr>
-          <w:rFonts w:ascii="FreeMono" w:eastAsia="FreeMono" w:hAnsi="FreeMono" w:cs="FreeMono"/>
+          <w:rFonts w:ascii="Aptos Mono" w:eastAsia="FreeMono" w:hAnsi="Aptos Mono" w:cs="FreeMono"/>
           <w:lang w:val="en-US"/>
         </w:rPr>
-        <w:t>, sed d</w:t>
-      </w:r>
-      <w:r>
-        <w:rPr>
-          <w:rFonts w:ascii="FreeMono" w:eastAsia="FreeMono" w:hAnsi="FreeMono" w:cs="FreeMono"/>
-          <w:lang w:val="en-US"/>
-        </w:rPr>
-        <w:t xml:space="preserve">iam </w:t>
+        <w:t xml:space="preserve">, sed diam </w:t>
       </w:r>
       <w:proofErr w:type="spellStart"/>
       <w:r>
         <w:rPr>
-          <w:rFonts w:ascii="FreeMono" w:eastAsia="FreeMono" w:hAnsi="FreeMono" w:cs="FreeMono"/>
+          <w:rFonts w:ascii="Aptos Mono" w:eastAsia="FreeMono" w:hAnsi="Aptos Mono" w:cs="FreeMono"/>
           <w:lang w:val="en-US"/>
         </w:rPr>
         <w:t>voluptua</w:t>
@@ -1070,7 +1054,7 @@
       <w:proofErr w:type="spellEnd"/>
       <w:r>
         <w:rPr>
-          <w:rFonts w:ascii="FreeMono" w:eastAsia="FreeMono" w:hAnsi="FreeMono" w:cs="FreeMono"/>
+          <w:rFonts w:ascii="Aptos Mono" w:eastAsia="FreeMono" w:hAnsi="Aptos Mono" w:cs="FreeMono"/>
           <w:lang w:val="en-US"/>
         </w:rPr>
         <w:t>.</w:t>
@@ -1079,290 +1063,10 @@
     <w:p>
       <w:pPr>
         <w:rPr>
-          <w:rFonts w:ascii="FreeMono" w:hAnsi="FreeMono" w:cs="FreeMono"/>
+          <w:rFonts w:ascii="Aptos Mono" w:hAnsi="Aptos Mono" w:cs="FreeMono"/>
           <w:b/>
         </w:rPr>
       </w:pPr>
-      <w:r>
-        <w:rPr>
-          <w:rFonts w:ascii="FreeMono" w:eastAsia="FreeMono" w:hAnsi="FreeMono" w:cs="FreeMono"/>
-          <w:lang w:val="en-US"/>
-        </w:rPr>
-        <w:br/>
-      </w:r>
-      <w:r>
-        <w:rPr>
-          <w:rFonts w:ascii="FreeMono" w:eastAsia="FreeMono" w:hAnsi="FreeMono" w:cs="FreeMono"/>
-          <w:b/>
-        </w:rPr>
-        <w:t>Zubehör:</w:t>
-      </w:r>
-    </w:p>
-    <w:tbl>
-      <w:tblPr>
-        <w:tblStyle w:val="Tabellenraster"/>
-        <w:tblW w:w="0" w:type="auto"/>
-        <w:tblBorders>
-          <w:top w:val="none" w:sz="0" w:space="0" w:color="auto"/>
-          <w:left w:val="none" w:sz="0" w:space="0" w:color="auto"/>
-          <w:bottom w:val="none" w:sz="0" w:space="0" w:color="auto"/>
-          <w:right w:val="none" w:sz="0" w:space="0" w:color="auto"/>
-          <w:insideH w:val="none" w:sz="0" w:space="0" w:color="auto"/>
-          <w:insideV w:val="none" w:sz="0" w:space="0" w:color="auto"/>
-        </w:tblBorders>
-        <w:tblLook w:val="04A0" w:firstRow="1" w:lastRow="0" w:firstColumn="1" w:lastColumn="0" w:noHBand="0" w:noVBand="1"/>
-      </w:tblPr>
-      <w:tblGrid>
-        <w:gridCol w:w="3115"/>
-        <w:gridCol w:w="3115"/>
-        <w:gridCol w:w="3115"/>
-      </w:tblGrid>
-      <w:tr>
-        <w:tc>
-          <w:tcPr>
-            <w:tcW w:w="3115" w:type="dxa"/>
-          </w:tcPr>
-          <w:p>
-            <w:pPr>
-              <w:rPr>
-                <w:rFonts w:ascii="FreeMono" w:hAnsi="FreeMono" w:cs="FreeMono"/>
-              </w:rPr>
-            </w:pPr>
-            <w:proofErr w:type="spellStart"/>
-            <w:r>
-              <w:rPr>
-                <w:rFonts w:ascii="FreeMono" w:eastAsia="FreeMono" w:hAnsi="FreeMono" w:cs="FreeMono"/>
-              </w:rPr>
-              <w:t>Lorem</w:t>
-            </w:r>
-            <w:proofErr w:type="spellEnd"/>
-          </w:p>
-        </w:tc>
-        <w:tc>
-          <w:tcPr>
-            <w:tcW w:w="3115" w:type="dxa"/>
-          </w:tcPr>
-          <w:p>
-            <w:pPr>
-              <w:rPr>
-                <w:rFonts w:ascii="FreeMono" w:hAnsi="FreeMono" w:cs="FreeMono"/>
-              </w:rPr>
-            </w:pPr>
-            <w:proofErr w:type="spellStart"/>
-            <w:r>
-              <w:rPr>
-                <w:rFonts w:ascii="FreeMono" w:eastAsia="FreeMono" w:hAnsi="FreeMono" w:cs="FreeMono"/>
-              </w:rPr>
-              <w:t>Ipsum</w:t>
-            </w:r>
-            <w:proofErr w:type="spellEnd"/>
-            <w:r>
-              <w:rPr>
-                <w:rFonts w:ascii="FreeMono" w:eastAsia="FreeMono" w:hAnsi="FreeMono" w:cs="FreeMono"/>
-              </w:rPr>
-              <w:t xml:space="preserve"> </w:t>
-            </w:r>
-          </w:p>
-        </w:tc>
-        <w:tc>
-          <w:tcPr>
-            <w:tcW w:w="3115" w:type="dxa"/>
-          </w:tcPr>
-          <w:p>
-            <w:pPr>
-              <w:rPr>
-                <w:rFonts w:ascii="FreeMono" w:hAnsi="FreeMono" w:cs="FreeMono"/>
-              </w:rPr>
-            </w:pPr>
-            <w:proofErr w:type="spellStart"/>
-            <w:r>
-              <w:rPr>
-                <w:rFonts w:ascii="FreeMono" w:eastAsia="FreeMono" w:hAnsi="FreeMono" w:cs="FreeMono"/>
-              </w:rPr>
-              <w:t>Dolor</w:t>
-            </w:r>
-            <w:proofErr w:type="spellEnd"/>
-            <w:r>
-              <w:rPr>
-                <w:rFonts w:ascii="FreeMono" w:eastAsia="FreeMono" w:hAnsi="FreeMono" w:cs="FreeMono"/>
-              </w:rPr>
-              <w:t xml:space="preserve"> </w:t>
-            </w:r>
-            <w:proofErr w:type="spellStart"/>
-            <w:r>
-              <w:rPr>
-                <w:rFonts w:ascii="FreeMono" w:eastAsia="FreeMono" w:hAnsi="FreeMono" w:cs="FreeMono"/>
-              </w:rPr>
-              <w:t>sit</w:t>
-            </w:r>
-            <w:proofErr w:type="spellEnd"/>
-            <w:r>
-              <w:rPr>
-                <w:rFonts w:ascii="FreeMono" w:eastAsia="FreeMono" w:hAnsi="FreeMono" w:cs="FreeMono"/>
-              </w:rPr>
-              <w:t xml:space="preserve"> </w:t>
-            </w:r>
-            <w:proofErr w:type="spellStart"/>
-            <w:r>
-              <w:rPr>
-                <w:rFonts w:ascii="FreeMono" w:eastAsia="FreeMono" w:hAnsi="FreeMono" w:cs="FreeMono"/>
-              </w:rPr>
-              <w:t>amet</w:t>
-            </w:r>
-            <w:proofErr w:type="spellEnd"/>
-          </w:p>
-        </w:tc>
-      </w:tr>
-      <w:tr>
-        <w:tc>
-          <w:tcPr>
-            <w:tcW w:w="3115" w:type="dxa"/>
-          </w:tcPr>
-          <w:p>
-            <w:pPr>
-              <w:rPr>
-                <w:rFonts w:ascii="FreeMono" w:hAnsi="FreeMono" w:cs="FreeMono"/>
-              </w:rPr>
-            </w:pPr>
-            <w:proofErr w:type="spellStart"/>
-            <w:r>
-              <w:rPr>
-                <w:rFonts w:ascii="FreeMono" w:eastAsia="FreeMono" w:hAnsi="FreeMono" w:cs="FreeMono"/>
-              </w:rPr>
-              <w:t>Invidunt</w:t>
-            </w:r>
-            <w:proofErr w:type="spellEnd"/>
-            <w:r>
-              <w:rPr>
-                <w:rFonts w:ascii="FreeMono" w:eastAsia="FreeMono" w:hAnsi="FreeMono" w:cs="FreeMono"/>
-              </w:rPr>
-              <w:t xml:space="preserve"> </w:t>
-            </w:r>
-            <w:proofErr w:type="spellStart"/>
-            <w:r>
-              <w:rPr>
-                <w:rFonts w:ascii="FreeMono" w:eastAsia="FreeMono" w:hAnsi="FreeMono" w:cs="FreeMono"/>
-              </w:rPr>
-              <w:t>ut</w:t>
-            </w:r>
-            <w:proofErr w:type="spellEnd"/>
-            <w:r>
-              <w:rPr>
-                <w:rFonts w:ascii="FreeMono" w:eastAsia="FreeMono" w:hAnsi="FreeMono" w:cs="FreeMono"/>
-              </w:rPr>
-              <w:t xml:space="preserve"> </w:t>
-            </w:r>
-          </w:p>
-        </w:tc>
-        <w:tc>
-          <w:tcPr>
-            <w:tcW w:w="3115" w:type="dxa"/>
-          </w:tcPr>
-          <w:p>
-            <w:pPr>
-              <w:rPr>
-                <w:rFonts w:ascii="FreeMono" w:hAnsi="FreeMono" w:cs="FreeMono"/>
-              </w:rPr>
-            </w:pPr>
-            <w:r>
-              <w:rPr>
-                <w:rFonts w:ascii="FreeMono" w:eastAsia="FreeMono" w:hAnsi="FreeMono" w:cs="FreeMono"/>
-              </w:rPr>
-              <w:t xml:space="preserve">Labore et </w:t>
-            </w:r>
-            <w:proofErr w:type="spellStart"/>
-            <w:r>
-              <w:rPr>
-                <w:rFonts w:ascii="FreeMono" w:eastAsia="FreeMono" w:hAnsi="FreeMono" w:cs="FreeMono"/>
-              </w:rPr>
-              <w:t>dolore</w:t>
-            </w:r>
-            <w:proofErr w:type="spellEnd"/>
-          </w:p>
-        </w:tc>
-        <w:tc>
-          <w:tcPr>
-            <w:tcW w:w="3115" w:type="dxa"/>
-          </w:tcPr>
-          <w:p>
-            <w:pPr>
-              <w:rPr>
-                <w:rFonts w:ascii="FreeMono" w:hAnsi="FreeMono" w:cs="FreeMono"/>
-              </w:rPr>
-            </w:pPr>
-            <w:r>
-              <w:rPr>
-                <w:rFonts w:ascii="FreeMono" w:eastAsia="FreeMono" w:hAnsi="FreeMono" w:cs="FreeMono"/>
-              </w:rPr>
-              <w:t xml:space="preserve">Magna </w:t>
-            </w:r>
-            <w:proofErr w:type="spellStart"/>
-            <w:r>
-              <w:rPr>
-                <w:rFonts w:ascii="FreeMono" w:eastAsia="FreeMono" w:hAnsi="FreeMono" w:cs="FreeMono"/>
-              </w:rPr>
-              <w:t>aliquyam</w:t>
-            </w:r>
-            <w:proofErr w:type="spellEnd"/>
-          </w:p>
-        </w:tc>
-      </w:tr>
-      <w:tr>
-        <w:tc>
-          <w:tcPr>
-            <w:tcW w:w="3115" w:type="dxa"/>
-          </w:tcPr>
-          <w:p>
-            <w:pPr>
-              <w:rPr>
-                <w:rFonts w:ascii="Cascadia Code Light" w:hAnsi="Cascadia Code Light" w:cs="Cascadia Code Light"/>
-              </w:rPr>
-            </w:pPr>
-            <w:r>
-              <w:rPr>
-                <w:rFonts w:ascii="Cascadia Code Light" w:hAnsi="Cascadia Code Light" w:cs="Cascadia Code Light"/>
-              </w:rPr>
-              <w:t xml:space="preserve">Sed </w:t>
-            </w:r>
-            <w:proofErr w:type="spellStart"/>
-            <w:r>
-              <w:rPr>
-                <w:rFonts w:ascii="Cascadia Code Light" w:hAnsi="Cascadia Code Light" w:cs="Cascadia Code Light"/>
-              </w:rPr>
-              <w:t>diam</w:t>
-            </w:r>
-            <w:proofErr w:type="spellEnd"/>
-          </w:p>
-        </w:tc>
-        <w:tc>
-          <w:tcPr>
-            <w:tcW w:w="3115" w:type="dxa"/>
-          </w:tcPr>
-          <w:p>
-            <w:pPr>
-              <w:rPr>
-                <w:rFonts w:ascii="Cascadia Code Light" w:hAnsi="Cascadia Code Light" w:cs="Cascadia Code Light"/>
-              </w:rPr>
-            </w:pPr>
-          </w:p>
-        </w:tc>
-        <w:tc>
-          <w:tcPr>
-            <w:tcW w:w="3115" w:type="dxa"/>
-          </w:tcPr>
-          <w:p>
-            <w:pPr>
-              <w:rPr>
-                <w:rFonts w:ascii="Cascadia Code Light" w:hAnsi="Cascadia Code Light" w:cs="Cascadia Code Light"/>
-              </w:rPr>
-            </w:pPr>
-          </w:p>
-        </w:tc>
-      </w:tr>
-    </w:tbl>
-    <w:p>
-      <w:bookmarkStart w:id="0" w:name="_GoBack"/>
-      <w:bookmarkEnd w:id="0"/>
       <w:r>
         <w:rPr>
           <w:rFonts w:ascii="FreeMono" w:eastAsia="FreeMono" w:hAnsi="FreeMono" w:cs="FreeMono"/>
@@ -1373,13 +1077,13 @@
         <mc:AlternateContent>
           <mc:Choice Requires="wps">
             <w:drawing>
-              <wp:anchor distT="0" distB="0" distL="114300" distR="114300" simplePos="0" relativeHeight="251664384" behindDoc="1" locked="0" layoutInCell="1" allowOverlap="1">
+              <wp:anchor distT="0" distB="0" distL="114300" distR="114300" simplePos="0" relativeHeight="251664384" behindDoc="1" locked="0" layoutInCell="1" allowOverlap="1" wp14:anchorId="784BB3D9" wp14:editId="20C8CB9D">
                 <wp:simplePos x="0" y="0"/>
                 <wp:positionH relativeFrom="margin">
-                  <wp:posOffset>-1069340</wp:posOffset>
+                  <wp:posOffset>-901065</wp:posOffset>
                 </wp:positionH>
                 <wp:positionV relativeFrom="paragraph">
-                  <wp:posOffset>3810</wp:posOffset>
+                  <wp:posOffset>431800</wp:posOffset>
                 </wp:positionV>
                 <wp:extent cx="3581400" cy="1594485"/>
                 <wp:effectExtent l="0" t="0" r="0" b="5715"/>
@@ -1441,7 +1145,11 @@
           </mc:Choice>
           <mc:Fallback>
             <w:pict>
-              <v:shape w14:anchorId="75798EC3" id="Rechtwinkliges Dreieck 3" o:spid="_x0000_s1026" type="#_x0000_t6" style="position:absolute;margin-left:-84.2pt;margin-top:.3pt;width:282pt;height:125.55pt;z-index:-251652096;visibility:visible;mso-wrap-style:square;mso-width-percent:0;mso-height-percent:0;mso-wrap-distance-left:9pt;mso-wrap-distance-top:0;mso-wrap-distance-right:9pt;mso-wrap-distance-bottom:0;mso-position-horizontal:absolute;mso-position-horizontal-relative:margin;mso-position-vertical:absolute;mso-position-vertical-relative:text;mso-width-percent:0;mso-height-percent:0;mso-width-relative:margin;mso-height-relative:margin;v-text-anchor:top" o:gfxdata="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" fillcolor="#70ad47 [3209]" stroked="f" strokeweight="1pt">
+              <v:shapetype w14:anchorId="763C92BD" id="_x0000_t6" coordsize="21600,21600" o:spt="6" path="m,l,21600r21600,xe">
+                <v:stroke joinstyle="miter"/>
+                <v:path gradientshapeok="t" o:connecttype="custom" o:connectlocs="0,0;0,10800;0,21600;10800,21600;21600,21600;10800,10800" textboxrect="1800,12600,12600,19800"/>
+              </v:shapetype>
+              <v:shape id="Rechtwinkliges Dreieck 3" o:spid="_x0000_s1026" type="#_x0000_t6" style="position:absolute;margin-left:-70.95pt;margin-top:34pt;width:282pt;height:125.55pt;z-index:-251652096;visibility:visible;mso-wrap-style:square;mso-width-percent:0;mso-height-percent:0;mso-wrap-distance-left:9pt;mso-wrap-distance-top:0;mso-wrap-distance-right:9pt;mso-wrap-distance-bottom:0;mso-position-horizontal:absolute;mso-position-horizontal-relative:margin;mso-position-vertical:absolute;mso-position-vertical-relative:text;mso-width-percent:0;mso-height-percent:0;mso-width-relative:margin;mso-height-relative:margin;v-text-anchor:top" o:gfxdata="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" fillcolor="#70ad47 [3209]" stroked="f" strokeweight="1pt">
                 <w10:wrap anchorx="margin"/>
               </v:shape>
             </w:pict>
@@ -1458,13 +1166,13 @@
         <mc:AlternateContent>
           <mc:Choice Requires="wps">
             <w:drawing>
-              <wp:anchor distT="0" distB="0" distL="114300" distR="114300" simplePos="0" relativeHeight="251663360" behindDoc="1" locked="0" layoutInCell="1" allowOverlap="1">
+              <wp:anchor distT="0" distB="0" distL="114300" distR="114300" simplePos="0" relativeHeight="251663360" behindDoc="1" locked="0" layoutInCell="1" allowOverlap="1" wp14:anchorId="1E3CDA6B" wp14:editId="4A9C6F0B">
                 <wp:simplePos x="0" y="0"/>
                 <wp:positionH relativeFrom="page">
-                  <wp:posOffset>-635</wp:posOffset>
+                  <wp:posOffset>167316</wp:posOffset>
                 </wp:positionH>
                 <wp:positionV relativeFrom="paragraph">
-                  <wp:posOffset>79375</wp:posOffset>
+                  <wp:posOffset>507430</wp:posOffset>
                 </wp:positionV>
                 <wp:extent cx="6790055" cy="1443355"/>
                 <wp:effectExtent l="0" t="0" r="0" b="4445"/>
@@ -1529,14 +1237,283 @@
           </mc:Choice>
           <mc:Fallback>
             <w:pict>
-              <v:shape w14:anchorId="796E35E1" id="Rechtwinkliges Dreieck 4" o:spid="_x0000_s1026" type="#_x0000_t6" style="position:absolute;margin-left:-.05pt;margin-top:6.25pt;width:534.65pt;height:113.65pt;z-index:-251653120;visibility:visible;mso-wrap-style:square;mso-width-percent:0;mso-height-percent:0;mso-wrap-distance-left:9pt;mso-wrap-distance-top:0;mso-wrap-distance-right:9pt;mso-wrap-distance-bottom:0;mso-position-horizontal:absolute;mso-position-horizontal-relative:page;mso-position-vertical:absolute;mso-position-vertical-relative:text;mso-width-percent:0;mso-height-percent:0;mso-width-relative:margin;mso-height-relative:margin;v-text-anchor:top" o:gfxdata="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" fillcolor="#c5e0b3 [1305]" stroked="f" strokeweight="1pt">
+              <v:shape w14:anchorId="6A3DFA41" id="Rechtwinkliges Dreieck 4" o:spid="_x0000_s1026" type="#_x0000_t6" style="position:absolute;margin-left:13.15pt;margin-top:39.95pt;width:534.65pt;height:113.65pt;z-index:-251653120;visibility:visible;mso-wrap-style:square;mso-width-percent:0;mso-height-percent:0;mso-wrap-distance-left:9pt;mso-wrap-distance-top:0;mso-wrap-distance-right:9pt;mso-wrap-distance-bottom:0;mso-position-horizontal:absolute;mso-position-horizontal-relative:page;mso-position-vertical:absolute;mso-position-vertical-relative:text;mso-width-percent:0;mso-height-percent:0;mso-width-relative:margin;mso-height-relative:margin;v-text-anchor:top" o:gfxdata="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" fillcolor="#c5e0b3 [1305]" stroked="f" strokeweight="1pt">
                 <w10:wrap anchorx="page"/>
               </v:shape>
             </w:pict>
           </mc:Fallback>
         </mc:AlternateContent>
       </w:r>
+      <w:r>
+        <w:rPr>
+          <w:rFonts w:ascii="Aptos Mono" w:eastAsia="FreeMono" w:hAnsi="Aptos Mono" w:cs="FreeMono"/>
+          <w:lang w:val="en-US"/>
+        </w:rPr>
+        <w:br/>
+      </w:r>
+      <w:r>
+        <w:rPr>
+          <w:rFonts w:ascii="Aptos Mono" w:eastAsia="FreeMono" w:hAnsi="Aptos Mono" w:cs="FreeMono"/>
+          <w:b/>
+        </w:rPr>
+        <w:t>Zubehör:</w:t>
+      </w:r>
     </w:p>
+    <w:tbl>
+      <w:tblPr>
+        <w:tblStyle w:val="Tabellenraster"/>
+        <w:tblW w:w="0" w:type="auto"/>
+        <w:tblBorders>
+          <w:top w:val="none" w:sz="0" w:space="0" w:color="auto"/>
+          <w:left w:val="none" w:sz="0" w:space="0" w:color="auto"/>
+          <w:bottom w:val="none" w:sz="0" w:space="0" w:color="auto"/>
+          <w:right w:val="none" w:sz="0" w:space="0" w:color="auto"/>
+          <w:insideH w:val="none" w:sz="0" w:space="0" w:color="auto"/>
+          <w:insideV w:val="none" w:sz="0" w:space="0" w:color="auto"/>
+        </w:tblBorders>
+        <w:tblLook w:val="04A0" w:firstRow="1" w:lastRow="0" w:firstColumn="1" w:lastColumn="0" w:noHBand="0" w:noVBand="1"/>
+      </w:tblPr>
+      <w:tblGrid>
+        <w:gridCol w:w="3115"/>
+        <w:gridCol w:w="3115"/>
+        <w:gridCol w:w="3115"/>
+      </w:tblGrid>
+      <w:tr>
+        <w:tc>
+          <w:tcPr>
+            <w:tcW w:w="3115" w:type="dxa"/>
+          </w:tcPr>
+          <w:p>
+            <w:pPr>
+              <w:rPr>
+                <w:rFonts w:ascii="Aptos Mono" w:hAnsi="Aptos Mono" w:cs="FreeMono"/>
+              </w:rPr>
+            </w:pPr>
+            <w:proofErr w:type="spellStart"/>
+            <w:r>
+              <w:rPr>
+                <w:rFonts w:ascii="Aptos Mono" w:eastAsia="FreeMono" w:hAnsi="Aptos Mono" w:cs="FreeMono"/>
+              </w:rPr>
+              <w:t>Lorem</w:t>
+            </w:r>
+            <w:proofErr w:type="spellEnd"/>
+          </w:p>
+        </w:tc>
+        <w:tc>
+          <w:tcPr>
+            <w:tcW w:w="3115" w:type="dxa"/>
+          </w:tcPr>
+          <w:p>
+            <w:pPr>
+              <w:rPr>
+                <w:rFonts w:ascii="Aptos Mono" w:hAnsi="Aptos Mono" w:cs="FreeMono"/>
+              </w:rPr>
+            </w:pPr>
+            <w:r>
+              <w:rPr>
+                <w:rFonts w:ascii="Aptos Mono" w:eastAsia="FreeMono" w:hAnsi="Aptos Mono" w:cs="FreeMono"/>
+              </w:rPr>
+              <w:t xml:space="preserve">Ipsum </w:t>
+            </w:r>
+          </w:p>
+        </w:tc>
+        <w:tc>
+          <w:tcPr>
+            <w:tcW w:w="3115" w:type="dxa"/>
+          </w:tcPr>
+          <w:p>
+            <w:pPr>
+              <w:rPr>
+                <w:rFonts w:ascii="Aptos Mono" w:hAnsi="Aptos Mono" w:cs="FreeMono"/>
+              </w:rPr>
+            </w:pPr>
+            <w:proofErr w:type="spellStart"/>
+            <w:r>
+              <w:rPr>
+                <w:rFonts w:ascii="Aptos Mono" w:eastAsia="FreeMono" w:hAnsi="Aptos Mono" w:cs="FreeMono"/>
+              </w:rPr>
+              <w:t>Dolor</w:t>
+            </w:r>
+            <w:proofErr w:type="spellEnd"/>
+            <w:r>
+              <w:rPr>
+                <w:rFonts w:ascii="Aptos Mono" w:eastAsia="FreeMono" w:hAnsi="Aptos Mono" w:cs="FreeMono"/>
+              </w:rPr>
+              <w:t xml:space="preserve"> </w:t>
+            </w:r>
+            <w:proofErr w:type="spellStart"/>
+            <w:r>
+              <w:rPr>
+                <w:rFonts w:ascii="Aptos Mono" w:eastAsia="FreeMono" w:hAnsi="Aptos Mono" w:cs="FreeMono"/>
+              </w:rPr>
+              <w:t>sit</w:t>
+            </w:r>
+            <w:proofErr w:type="spellEnd"/>
+            <w:r>
+              <w:rPr>
+                <w:rFonts w:ascii="Aptos Mono" w:eastAsia="FreeMono" w:hAnsi="Aptos Mono" w:cs="FreeMono"/>
+              </w:rPr>
+              <w:t xml:space="preserve"> </w:t>
+            </w:r>
+            <w:proofErr w:type="spellStart"/>
+            <w:r>
+              <w:rPr>
+                <w:rFonts w:ascii="Aptos Mono" w:eastAsia="FreeMono" w:hAnsi="Aptos Mono" w:cs="FreeMono"/>
+              </w:rPr>
+              <w:t>amet</w:t>
+            </w:r>
+            <w:proofErr w:type="spellEnd"/>
+          </w:p>
+        </w:tc>
+      </w:tr>
+      <w:tr>
+        <w:tc>
+          <w:tcPr>
+            <w:tcW w:w="3115" w:type="dxa"/>
+          </w:tcPr>
+          <w:p>
+            <w:pPr>
+              <w:rPr>
+                <w:rFonts w:ascii="Aptos Mono" w:hAnsi="Aptos Mono" w:cs="FreeMono"/>
+              </w:rPr>
+            </w:pPr>
+            <w:proofErr w:type="spellStart"/>
+            <w:r>
+              <w:rPr>
+                <w:rFonts w:ascii="Aptos Mono" w:eastAsia="FreeMono" w:hAnsi="Aptos Mono" w:cs="FreeMono"/>
+              </w:rPr>
+              <w:t>Invidunt</w:t>
+            </w:r>
+            <w:proofErr w:type="spellEnd"/>
+            <w:r>
+              <w:rPr>
+                <w:rFonts w:ascii="Aptos Mono" w:eastAsia="FreeMono" w:hAnsi="Aptos Mono" w:cs="FreeMono"/>
+              </w:rPr>
+              <w:t xml:space="preserve"> </w:t>
+            </w:r>
+            <w:proofErr w:type="spellStart"/>
+            <w:r>
+              <w:rPr>
+                <w:rFonts w:ascii="Aptos Mono" w:eastAsia="FreeMono" w:hAnsi="Aptos Mono" w:cs="FreeMono"/>
+              </w:rPr>
+              <w:t>ut</w:t>
+            </w:r>
+            <w:proofErr w:type="spellEnd"/>
+            <w:r>
+              <w:rPr>
+                <w:rFonts w:ascii="Aptos Mono" w:eastAsia="FreeMono" w:hAnsi="Aptos Mono" w:cs="FreeMono"/>
+              </w:rPr>
+              <w:t xml:space="preserve"> </w:t>
+            </w:r>
+          </w:p>
+        </w:tc>
+        <w:tc>
+          <w:tcPr>
+            <w:tcW w:w="3115" w:type="dxa"/>
+          </w:tcPr>
+          <w:p>
+            <w:pPr>
+              <w:rPr>
+                <w:rFonts w:ascii="Aptos Mono" w:hAnsi="Aptos Mono" w:cs="FreeMono"/>
+              </w:rPr>
+            </w:pPr>
+            <w:r>
+              <w:rPr>
+                <w:rFonts w:ascii="Aptos Mono" w:eastAsia="FreeMono" w:hAnsi="Aptos Mono" w:cs="FreeMono"/>
+              </w:rPr>
+              <w:t xml:space="preserve">Labore et </w:t>
+            </w:r>
+            <w:proofErr w:type="spellStart"/>
+            <w:r>
+              <w:rPr>
+                <w:rFonts w:ascii="Aptos Mono" w:eastAsia="FreeMono" w:hAnsi="Aptos Mono" w:cs="FreeMono"/>
+              </w:rPr>
+              <w:t>dolore</w:t>
+            </w:r>
+            <w:proofErr w:type="spellEnd"/>
+          </w:p>
+        </w:tc>
+        <w:tc>
+          <w:tcPr>
+            <w:tcW w:w="3115" w:type="dxa"/>
+          </w:tcPr>
+          <w:p>
+            <w:pPr>
+              <w:rPr>
+                <w:rFonts w:ascii="Aptos Mono" w:hAnsi="Aptos Mono" w:cs="FreeMono"/>
+              </w:rPr>
+            </w:pPr>
+            <w:r>
+              <w:rPr>
+                <w:rFonts w:ascii="Aptos Mono" w:eastAsia="FreeMono" w:hAnsi="Aptos Mono" w:cs="FreeMono"/>
+              </w:rPr>
+              <w:t xml:space="preserve">Magna </w:t>
+            </w:r>
+            <w:proofErr w:type="spellStart"/>
+            <w:r>
+              <w:rPr>
+                <w:rFonts w:ascii="Aptos Mono" w:eastAsia="FreeMono" w:hAnsi="Aptos Mono" w:cs="FreeMono"/>
+              </w:rPr>
+              <w:t>aliquyam</w:t>
+            </w:r>
+            <w:proofErr w:type="spellEnd"/>
+          </w:p>
+        </w:tc>
+      </w:tr>
+      <w:tr>
+        <w:tc>
+          <w:tcPr>
+            <w:tcW w:w="3115" w:type="dxa"/>
+          </w:tcPr>
+          <w:p>
+            <w:pPr>
+              <w:rPr>
+                <w:rFonts w:ascii="Aptos Mono" w:hAnsi="Aptos Mono" w:cs="Cascadia Code Light"/>
+              </w:rPr>
+            </w:pPr>
+            <w:r>
+              <w:rPr>
+                <w:rFonts w:ascii="Aptos Mono" w:hAnsi="Aptos Mono" w:cs="Cascadia Code Light"/>
+              </w:rPr>
+              <w:t xml:space="preserve">Sed </w:t>
+            </w:r>
+            <w:proofErr w:type="spellStart"/>
+            <w:r>
+              <w:rPr>
+                <w:rFonts w:ascii="Aptos Mono" w:hAnsi="Aptos Mono" w:cs="Cascadia Code Light"/>
+              </w:rPr>
+              <w:t>diam</w:t>
+            </w:r>
+            <w:proofErr w:type="spellEnd"/>
+          </w:p>
+        </w:tc>
+        <w:tc>
+          <w:tcPr>
+            <w:tcW w:w="3115" w:type="dxa"/>
+          </w:tcPr>
+          <w:p>
+            <w:pPr>
+              <w:rPr>
+                <w:rFonts w:ascii="Aptos Mono" w:hAnsi="Aptos Mono" w:cs="Cascadia Code Light"/>
+              </w:rPr>
+            </w:pPr>
+          </w:p>
+        </w:tc>
+        <w:tc>
+          <w:tcPr>
+            <w:tcW w:w="3115" w:type="dxa"/>
+          </w:tcPr>
+          <w:p>
+            <w:pPr>
+              <w:rPr>
+                <w:rFonts w:ascii="Aptos Mono" w:hAnsi="Aptos Mono" w:cs="Cascadia Code Light"/>
+              </w:rPr>
+            </w:pPr>
+          </w:p>
+        </w:tc>
+      </w:tr>
+    </w:tbl>
+    <w:p/>
     <w:sectPr>
       <w:headerReference w:type="even" r:id="rId7"/>
       <w:headerReference w:type="default" r:id="rId8"/>
@@ -1553,7 +1530,7 @@
 </file>
 
 <file path=word/endnotes.xml><?xml version="1.0" encoding="utf-8"?>
-<w:endnotes xmlns:wpc="http://schemas.microsoft.com/office/word/2010/wordprocessingCanvas" xmlns:cx="http://schemas.microsoft.com/office/drawing/2014/chartex" xmlns:cx1="http://schemas.microsoft.com/office/drawing/2015/9/8/chartex" xmlns:cx2="http://schemas.microsoft.com/office/drawing/2015/10/21/chartex" xmlns:cx3="http://schemas.microsoft.com/office/drawing/2016/5/9/chartex" xmlns:cx4="http://schemas.microsoft.com/office/drawing/2016/5/10/chartex" xmlns:cx5="http://schemas.microsoft.com/office/drawing/2016/5/11/chartex" xmlns:cx6="http://schemas.microsoft.com/office/drawing/2016/5/12/chartex" xmlns:cx7="http://schemas.microsoft.com/office/drawing/2016/5/13/chartex" xmlns:cx8="http://schemas.microsoft.com/office/drawing/2016/5/14/chartex" xmlns:mc="http://schemas.openxmlformats.org/markup-compatibility/2006" xmlns:aink="http://schemas.microsoft.com/office/drawing/2016/ink" xmlns:am3d="http://schemas.microsoft.com/office/drawing/2017/model3d" xmlns:o="urn:schemas-microsoft-com:office:office" xmlns:r="http://schemas.openxmlformats.org/officeDocument/2006/relationships" xmlns:m="http://schemas.openxmlformats.org/officeDocument/2006/math" xmlns:v="urn:schemas-microsoft-com:vml" xmlns:wp14="http://schemas.microsoft.com/office/word/2010/wordprocessingDrawing" xmlns:wp="http://schemas.openxmlformats.org/drawingml/2006/wordprocessingDrawing" xmlns:w10="urn:schemas-microsoft-com:office:word" xmlns:w="http://schemas.openxmlformats.org/wordprocessingml/2006/main" xmlns:w14="http://schemas.microsoft.com/office/word/2010/wordml" xmlns:w15="http://schemas.microsoft.com/office/word/2012/wordml" xmlns:w16cid="http://schemas.microsoft.com/office/word/2016/wordml/cid" xmlns:w16se="http://schemas.microsoft.com/office/word/2015/wordml/symex" xmlns:wpg="http://schemas.microsoft.com/office/word/2010/wordprocessingGroup" xmlns:wpi="http://schemas.microsoft.com/office/word/2010/wordprocessingInk" xmlns:wne="http://schemas.microsoft.com/office/word/2006/wordml" xmlns:wps="http://schemas.microsoft.com/office/word/2010/wordprocessingShape" mc:Ignorable="w14 w15 w16se w16cid wp14">
+<w:endnotes xmlns:wpc="http://schemas.microsoft.com/office/word/2010/wordprocessingCanvas" xmlns:cx="http://schemas.microsoft.com/office/drawing/2014/chartex" xmlns:cx1="http://schemas.microsoft.com/office/drawing/2015/9/8/chartex" xmlns:cx2="http://schemas.microsoft.com/office/drawing/2015/10/21/chartex" xmlns:cx3="http://schemas.microsoft.com/office/drawing/2016/5/9/chartex" xmlns:cx4="http://schemas.microsoft.com/office/drawing/2016/5/10/chartex" xmlns:cx5="http://schemas.microsoft.com/office/drawing/2016/5/11/chartex" xmlns:cx6="http://schemas.microsoft.com/office/drawing/2016/5/12/chartex" xmlns:cx7="http://schemas.microsoft.com/office/drawing/2016/5/13/chartex" xmlns:cx8="http://schemas.microsoft.com/office/drawing/2016/5/14/chartex" xmlns:mc="http://schemas.openxmlformats.org/markup-compatibility/2006" xmlns:aink="http://schemas.microsoft.com/office/drawing/2016/ink" xmlns:am3d="http://schemas.microsoft.com/office/drawing/2017/model3d" xmlns:o="urn:schemas-microsoft-com:office:office" xmlns:oel="http://schemas.microsoft.com/office/2019/extlst" xmlns:r="http://schemas.openxmlformats.org/officeDocument/2006/relationships" xmlns:m="http://schemas.openxmlformats.org/officeDocument/2006/math" xmlns:v="urn:schemas-microsoft-com:vml" xmlns:wp14="http://schemas.microsoft.com/office/word/2010/wordprocessingDrawing" xmlns:wp="http://schemas.openxmlformats.org/drawingml/2006/wordprocessingDrawing" xmlns:w10="urn:schemas-microsoft-com:office:word" xmlns:w="http://schemas.openxmlformats.org/wordprocessingml/2006/main" xmlns:w14="http://schemas.microsoft.com/office/word/2010/wordml" xmlns:w15="http://schemas.microsoft.com/office/word/2012/wordml" xmlns:w16cex="http://schemas.microsoft.com/office/word/2018/wordml/cex" xmlns:w16cid="http://schemas.microsoft.com/office/word/2016/wordml/cid" xmlns:w16="http://schemas.microsoft.com/office/word/2018/wordml" xmlns:w16du="http://schemas.microsoft.com/office/word/2023/wordml/word16du" xmlns:w16sdtdh="http://schemas.microsoft.com/office/word/2020/wordml/sdtdatahash" xmlns:w16sdtfl="http://schemas.microsoft.com/office/word/2024/wordml/sdtformatlock" xmlns:w16se="http://schemas.microsoft.com/office/word/2015/wordml/symex" xmlns:wpg="http://schemas.microsoft.com/office/word/2010/wordprocessingGroup" xmlns:wpi="http://schemas.microsoft.com/office/word/2010/wordprocessingInk" xmlns:wne="http://schemas.microsoft.com/office/word/2006/wordml" xmlns:wps="http://schemas.microsoft.com/office/word/2010/wordprocessingShape" mc:Ignorable="w14 w15 w16se w16cid w16 w16cex w16sdtdh w16sdtfl w16du wp14">
   <w:endnote w:type="separator" w:id="-1">
     <w:p>
       <w:pPr>
@@ -1578,7 +1555,7 @@
 </file>
 
 <file path=word/footer1.xml><?xml version="1.0" encoding="utf-8"?>
-<w:ftr xmlns:wpc="http://schemas.microsoft.com/office/word/2010/wordprocessingCanvas" xmlns:cx="http://schemas.microsoft.com/office/drawing/2014/chartex" xmlns:cx1="http://schemas.microsoft.com/office/drawing/2015/9/8/chartex" xmlns:cx2="http://schemas.microsoft.com/office/drawing/2015/10/21/chartex" xmlns:cx3="http://schemas.microsoft.com/office/drawing/2016/5/9/chartex" xmlns:cx4="http://schemas.microsoft.com/office/drawing/2016/5/10/chartex" xmlns:cx5="http://schemas.microsoft.com/office/drawing/2016/5/11/chartex" xmlns:cx6="http://schemas.microsoft.com/office/drawing/2016/5/12/chartex" xmlns:cx7="http://schemas.microsoft.com/office/drawing/2016/5/13/chartex" xmlns:cx8="http://schemas.microsoft.com/office/drawing/2016/5/14/chartex" xmlns:mc="http://schemas.openxmlformats.org/markup-compatibility/2006" xmlns:aink="http://schemas.microsoft.com/office/drawing/2016/ink" xmlns:am3d="http://schemas.microsoft.com/office/drawing/2017/model3d" xmlns:o="urn:schemas-microsoft-com:office:office" xmlns:r="http://schemas.openxmlformats.org/officeDocument/2006/relationships" xmlns:m="http://schemas.openxmlformats.org/officeDocument/2006/math" xmlns:v="urn:schemas-microsoft-com:vml" xmlns:wp14="http://schemas.microsoft.com/office/word/2010/wordprocessingDrawing" xmlns:wp="http://schemas.openxmlformats.org/drawingml/2006/wordprocessingDrawing" xmlns:w10="urn:schemas-microsoft-com:office:word" xmlns:w="http://schemas.openxmlformats.org/wordprocessingml/2006/main" xmlns:w14="http://schemas.microsoft.com/office/word/2010/wordml" xmlns:w15="http://schemas.microsoft.com/office/word/2012/wordml" xmlns:w16cid="http://schemas.microsoft.com/office/word/2016/wordml/cid" xmlns:w16se="http://schemas.microsoft.com/office/word/2015/wordml/symex" xmlns:wpg="http://schemas.microsoft.com/office/word/2010/wordprocessingGroup" xmlns:wpi="http://schemas.microsoft.com/office/word/2010/wordprocessingInk" xmlns:wne="http://schemas.microsoft.com/office/word/2006/wordml" xmlns:wps="http://schemas.microsoft.com/office/word/2010/wordprocessingShape" mc:Ignorable="w14 w15 w16se w16cid wp14">
+<w:ftr xmlns:wpc="http://schemas.microsoft.com/office/word/2010/wordprocessingCanvas" xmlns:cx="http://schemas.microsoft.com/office/drawing/2014/chartex" xmlns:cx1="http://schemas.microsoft.com/office/drawing/2015/9/8/chartex" xmlns:cx2="http://schemas.microsoft.com/office/drawing/2015/10/21/chartex" xmlns:cx3="http://schemas.microsoft.com/office/drawing/2016/5/9/chartex" xmlns:cx4="http://schemas.microsoft.com/office/drawing/2016/5/10/chartex" xmlns:cx5="http://schemas.microsoft.com/office/drawing/2016/5/11/chartex" xmlns:cx6="http://schemas.microsoft.com/office/drawing/2016/5/12/chartex" xmlns:cx7="http://schemas.microsoft.com/office/drawing/2016/5/13/chartex" xmlns:cx8="http://schemas.microsoft.com/office/drawing/2016/5/14/chartex" xmlns:mc="http://schemas.openxmlformats.org/markup-compatibility/2006" xmlns:aink="http://schemas.microsoft.com/office/drawing/2016/ink" xmlns:am3d="http://schemas.microsoft.com/office/drawing/2017/model3d" xmlns:o="urn:schemas-microsoft-com:office:office" xmlns:oel="http://schemas.microsoft.com/office/2019/extlst" xmlns:r="http://schemas.openxmlformats.org/officeDocument/2006/relationships" xmlns:m="http://schemas.openxmlformats.org/officeDocument/2006/math" xmlns:v="urn:schemas-microsoft-com:vml" xmlns:wp14="http://schemas.microsoft.com/office/word/2010/wordprocessingDrawing" xmlns:wp="http://schemas.openxmlformats.org/drawingml/2006/wordprocessingDrawing" xmlns:w10="urn:schemas-microsoft-com:office:word" xmlns:w="http://schemas.openxmlformats.org/wordprocessingml/2006/main" xmlns:w14="http://schemas.microsoft.com/office/word/2010/wordml" xmlns:w15="http://schemas.microsoft.com/office/word/2012/wordml" xmlns:w16cex="http://schemas.microsoft.com/office/word/2018/wordml/cex" xmlns:w16cid="http://schemas.microsoft.com/office/word/2016/wordml/cid" xmlns:w16="http://schemas.microsoft.com/office/word/2018/wordml" xmlns:w16du="http://schemas.microsoft.com/office/word/2023/wordml/word16du" xmlns:w16sdtdh="http://schemas.microsoft.com/office/word/2020/wordml/sdtdatahash" xmlns:w16sdtfl="http://schemas.microsoft.com/office/word/2024/wordml/sdtformatlock" xmlns:w16se="http://schemas.microsoft.com/office/word/2015/wordml/symex" xmlns:wpg="http://schemas.microsoft.com/office/word/2010/wordprocessingGroup" xmlns:wpi="http://schemas.microsoft.com/office/word/2010/wordprocessingInk" xmlns:wne="http://schemas.microsoft.com/office/word/2006/wordml" xmlns:wps="http://schemas.microsoft.com/office/word/2010/wordprocessingShape" mc:Ignorable="w14 w15 w16se w16cid w16 w16cex w16sdtdh w16sdtfl w16du wp14">
   <w:p>
     <w:pPr>
       <w:pStyle w:val="Fuzeile"/>
@@ -1588,7 +1565,7 @@
 </file>
 
 <file path=word/footer2.xml><?xml version="1.0" encoding="utf-8"?>
-<w:ftr xmlns:wpc="http://schemas.microsoft.com/office/word/2010/wordprocessingCanvas" xmlns:cx="http://schemas.microsoft.com/office/drawing/2014/chartex" xmlns:cx1="http://schemas.microsoft.com/office/drawing/2015/9/8/chartex" xmlns:cx2="http://schemas.microsoft.com/office/drawing/2015/10/21/chartex" xmlns:cx3="http://schemas.microsoft.com/office/drawing/2016/5/9/chartex" xmlns:cx4="http://schemas.microsoft.com/office/drawing/2016/5/10/chartex" xmlns:cx5="http://schemas.microsoft.com/office/drawing/2016/5/11/chartex" xmlns:cx6="http://schemas.microsoft.com/office/drawing/2016/5/12/chartex" xmlns:cx7="http://schemas.microsoft.com/office/drawing/2016/5/13/chartex" xmlns:cx8="http://schemas.microsoft.com/office/drawing/2016/5/14/chartex" xmlns:mc="http://schemas.openxmlformats.org/markup-compatibility/2006" xmlns:aink="http://schemas.microsoft.com/office/drawing/2016/ink" xmlns:am3d="http://schemas.microsoft.com/office/drawing/2017/model3d" xmlns:o="urn:schemas-microsoft-com:office:office" xmlns:r="http://schemas.openxmlformats.org/officeDocument/2006/relationships" xmlns:m="http://schemas.openxmlformats.org/officeDocument/2006/math" xmlns:v="urn:schemas-microsoft-com:vml" xmlns:wp14="http://schemas.microsoft.com/office/word/2010/wordprocessingDrawing" xmlns:wp="http://schemas.openxmlformats.org/drawingml/2006/wordprocessingDrawing" xmlns:w10="urn:schemas-microsoft-com:office:word" xmlns:w="http://schemas.openxmlformats.org/wordprocessingml/2006/main" xmlns:w14="http://schemas.microsoft.com/office/word/2010/wordml" xmlns:w15="http://schemas.microsoft.com/office/word/2012/wordml" xmlns:w16cid="http://schemas.microsoft.com/office/word/2016/wordml/cid" xmlns:w16se="http://schemas.microsoft.com/office/word/2015/wordml/symex" xmlns:wpg="http://schemas.microsoft.com/office/word/2010/wordprocessingGroup" xmlns:wpi="http://schemas.microsoft.com/office/word/2010/wordprocessingInk" xmlns:wne="http://schemas.microsoft.com/office/word/2006/wordml" xmlns:wps="http://schemas.microsoft.com/office/word/2010/wordprocessingShape" mc:Ignorable="w14 w15 w16se w16cid wp14">
+<w:ftr xmlns:wpc="http://schemas.microsoft.com/office/word/2010/wordprocessingCanvas" xmlns:cx="http://schemas.microsoft.com/office/drawing/2014/chartex" xmlns:cx1="http://schemas.microsoft.com/office/drawing/2015/9/8/chartex" xmlns:cx2="http://schemas.microsoft.com/office/drawing/2015/10/21/chartex" xmlns:cx3="http://schemas.microsoft.com/office/drawing/2016/5/9/chartex" xmlns:cx4="http://schemas.microsoft.com/office/drawing/2016/5/10/chartex" xmlns:cx5="http://schemas.microsoft.com/office/drawing/2016/5/11/chartex" xmlns:cx6="http://schemas.microsoft.com/office/drawing/2016/5/12/chartex" xmlns:cx7="http://schemas.microsoft.com/office/drawing/2016/5/13/chartex" xmlns:cx8="http://schemas.microsoft.com/office/drawing/2016/5/14/chartex" xmlns:mc="http://schemas.openxmlformats.org/markup-compatibility/2006" xmlns:aink="http://schemas.microsoft.com/office/drawing/2016/ink" xmlns:am3d="http://schemas.microsoft.com/office/drawing/2017/model3d" xmlns:o="urn:schemas-microsoft-com:office:office" xmlns:oel="http://schemas.microsoft.com/office/2019/extlst" xmlns:r="http://schemas.openxmlformats.org/officeDocument/2006/relationships" xmlns:m="http://schemas.openxmlformats.org/officeDocument/2006/math" xmlns:v="urn:schemas-microsoft-com:vml" xmlns:wp14="http://schemas.microsoft.com/office/word/2010/wordprocessingDrawing" xmlns:wp="http://schemas.openxmlformats.org/drawingml/2006/wordprocessingDrawing" xmlns:w10="urn:schemas-microsoft-com:office:word" xmlns:w="http://schemas.openxmlformats.org/wordprocessingml/2006/main" xmlns:w14="http://schemas.microsoft.com/office/word/2010/wordml" xmlns:w15="http://schemas.microsoft.com/office/word/2012/wordml" xmlns:w16cex="http://schemas.microsoft.com/office/word/2018/wordml/cex" xmlns:w16cid="http://schemas.microsoft.com/office/word/2016/wordml/cid" xmlns:w16="http://schemas.microsoft.com/office/word/2018/wordml" xmlns:w16du="http://schemas.microsoft.com/office/word/2023/wordml/word16du" xmlns:w16sdtdh="http://schemas.microsoft.com/office/word/2020/wordml/sdtdatahash" xmlns:w16sdtfl="http://schemas.microsoft.com/office/word/2024/wordml/sdtformatlock" xmlns:w16se="http://schemas.microsoft.com/office/word/2015/wordml/symex" xmlns:wpg="http://schemas.microsoft.com/office/word/2010/wordprocessingGroup" xmlns:wpi="http://schemas.microsoft.com/office/word/2010/wordprocessingInk" xmlns:wne="http://schemas.microsoft.com/office/word/2006/wordml" xmlns:wps="http://schemas.microsoft.com/office/word/2010/wordprocessingShape" mc:Ignorable="w14 w15 w16se w16cid w16 w16cex w16sdtdh w16sdtfl w16du wp14">
   <w:p>
     <w:pPr>
       <w:pStyle w:val="Fuzeile"/>
@@ -1598,7 +1575,7 @@
 </file>
 
 <file path=word/footer3.xml><?xml version="1.0" encoding="utf-8"?>
-<w:ftr xmlns:wpc="http://schemas.microsoft.com/office/word/2010/wordprocessingCanvas" xmlns:cx="http://schemas.microsoft.com/office/drawing/2014/chartex" xmlns:cx1="http://schemas.microsoft.com/office/drawing/2015/9/8/chartex" xmlns:cx2="http://schemas.microsoft.com/office/drawing/2015/10/21/chartex" xmlns:cx3="http://schemas.microsoft.com/office/drawing/2016/5/9/chartex" xmlns:cx4="http://schemas.microsoft.com/office/drawing/2016/5/10/chartex" xmlns:cx5="http://schemas.microsoft.com/office/drawing/2016/5/11/chartex" xmlns:cx6="http://schemas.microsoft.com/office/drawing/2016/5/12/chartex" xmlns:cx7="http://schemas.microsoft.com/office/drawing/2016/5/13/chartex" xmlns:cx8="http://schemas.microsoft.com/office/drawing/2016/5/14/chartex" xmlns:mc="http://schemas.openxmlformats.org/markup-compatibility/2006" xmlns:aink="http://schemas.microsoft.com/office/drawing/2016/ink" xmlns:am3d="http://schemas.microsoft.com/office/drawing/2017/model3d" xmlns:o="urn:schemas-microsoft-com:office:office" xmlns:r="http://schemas.openxmlformats.org/officeDocument/2006/relationships" xmlns:m="http://schemas.openxmlformats.org/officeDocument/2006/math" xmlns:v="urn:schemas-microsoft-com:vml" xmlns:wp14="http://schemas.microsoft.com/office/word/2010/wordprocessingDrawing" xmlns:wp="http://schemas.openxmlformats.org/drawingml/2006/wordprocessingDrawing" xmlns:w10="urn:schemas-microsoft-com:office:word" xmlns:w="http://schemas.openxmlformats.org/wordprocessingml/2006/main" xmlns:w14="http://schemas.microsoft.com/office/word/2010/wordml" xmlns:w15="http://schemas.microsoft.com/office/word/2012/wordml" xmlns:w16cid="http://schemas.microsoft.com/office/word/2016/wordml/cid" xmlns:w16se="http://schemas.microsoft.com/office/word/2015/wordml/symex" xmlns:wpg="http://schemas.microsoft.com/office/word/2010/wordprocessingGroup" xmlns:wpi="http://schemas.microsoft.com/office/word/2010/wordprocessingInk" xmlns:wne="http://schemas.microsoft.com/office/word/2006/wordml" xmlns:wps="http://schemas.microsoft.com/office/word/2010/wordprocessingShape" mc:Ignorable="w14 w15 w16se w16cid wp14">
+<w:ftr xmlns:wpc="http://schemas.microsoft.com/office/word/2010/wordprocessingCanvas" xmlns:cx="http://schemas.microsoft.com/office/drawing/2014/chartex" xmlns:cx1="http://schemas.microsoft.com/office/drawing/2015/9/8/chartex" xmlns:cx2="http://schemas.microsoft.com/office/drawing/2015/10/21/chartex" xmlns:cx3="http://schemas.microsoft.com/office/drawing/2016/5/9/chartex" xmlns:cx4="http://schemas.microsoft.com/office/drawing/2016/5/10/chartex" xmlns:cx5="http://schemas.microsoft.com/office/drawing/2016/5/11/chartex" xmlns:cx6="http://schemas.microsoft.com/office/drawing/2016/5/12/chartex" xmlns:cx7="http://schemas.microsoft.com/office/drawing/2016/5/13/chartex" xmlns:cx8="http://schemas.microsoft.com/office/drawing/2016/5/14/chartex" xmlns:mc="http://schemas.openxmlformats.org/markup-compatibility/2006" xmlns:aink="http://schemas.microsoft.com/office/drawing/2016/ink" xmlns:am3d="http://schemas.microsoft.com/office/drawing/2017/model3d" xmlns:o="urn:schemas-microsoft-com:office:office" xmlns:oel="http://schemas.microsoft.com/office/2019/extlst" xmlns:r="http://schemas.openxmlformats.org/officeDocument/2006/relationships" xmlns:m="http://schemas.openxmlformats.org/officeDocument/2006/math" xmlns:v="urn:schemas-microsoft-com:vml" xmlns:wp14="http://schemas.microsoft.com/office/word/2010/wordprocessingDrawing" xmlns:wp="http://schemas.openxmlformats.org/drawingml/2006/wordprocessingDrawing" xmlns:w10="urn:schemas-microsoft-com:office:word" xmlns:w="http://schemas.openxmlformats.org/wordprocessingml/2006/main" xmlns:w14="http://schemas.microsoft.com/office/word/2010/wordml" xmlns:w15="http://schemas.microsoft.com/office/word/2012/wordml" xmlns:w16cex="http://schemas.microsoft.com/office/word/2018/wordml/cex" xmlns:w16cid="http://schemas.microsoft.com/office/word/2016/wordml/cid" xmlns:w16="http://schemas.microsoft.com/office/word/2018/wordml" xmlns:w16du="http://schemas.microsoft.com/office/word/2023/wordml/word16du" xmlns:w16sdtdh="http://schemas.microsoft.com/office/word/2020/wordml/sdtdatahash" xmlns:w16sdtfl="http://schemas.microsoft.com/office/word/2024/wordml/sdtformatlock" xmlns:w16se="http://schemas.microsoft.com/office/word/2015/wordml/symex" xmlns:wpg="http://schemas.microsoft.com/office/word/2010/wordprocessingGroup" xmlns:wpi="http://schemas.microsoft.com/office/word/2010/wordprocessingInk" xmlns:wne="http://schemas.microsoft.com/office/word/2006/wordml" xmlns:wps="http://schemas.microsoft.com/office/word/2010/wordprocessingShape" mc:Ignorable="w14 w15 w16se w16cid w16 w16cex w16sdtdh w16sdtfl w16du wp14">
   <w:p>
     <w:pPr>
       <w:pStyle w:val="Fuzeile"/>
@@ -1608,7 +1585,7 @@
 </file>
 
 <file path=word/footnotes.xml><?xml version="1.0" encoding="utf-8"?>
-<w:footnotes xmlns:wpc="http://schemas.microsoft.com/office/word/2010/wordprocessingCanvas" xmlns:cx="http://schemas.microsoft.com/office/drawing/2014/chartex" xmlns:cx1="http://schemas.microsoft.com/office/drawing/2015/9/8/chartex" xmlns:cx2="http://schemas.microsoft.com/office/drawing/2015/10/21/chartex" xmlns:cx3="http://schemas.microsoft.com/office/drawing/2016/5/9/chartex" xmlns:cx4="http://schemas.microsoft.com/office/drawing/2016/5/10/chartex" xmlns:cx5="http://schemas.microsoft.com/office/drawing/2016/5/11/chartex" xmlns:cx6="http://schemas.microsoft.com/office/drawing/2016/5/12/chartex" xmlns:cx7="http://schemas.microsoft.com/office/drawing/2016/5/13/chartex" xmlns:cx8="http://schemas.microsoft.com/office/drawing/2016/5/14/chartex" xmlns:mc="http://schemas.openxmlformats.org/markup-compatibility/2006" xmlns:aink="http://schemas.microsoft.com/office/drawing/2016/ink" xmlns:am3d="http://schemas.microsoft.com/office/drawing/2017/model3d" xmlns:o="urn:schemas-microsoft-com:office:office" xmlns:r="http://schemas.openxmlformats.org/officeDocument/2006/relationships" xmlns:m="http://schemas.openxmlformats.org/officeDocument/2006/math" xmlns:v="urn:schemas-microsoft-com:vml" xmlns:wp14="http://schemas.microsoft.com/office/word/2010/wordprocessingDrawing" xmlns:wp="http://schemas.openxmlformats.org/drawingml/2006/wordprocessingDrawing" xmlns:w10="urn:schemas-microsoft-com:office:word" xmlns:w="http://schemas.openxmlformats.org/wordprocessingml/2006/main" xmlns:w14="http://schemas.microsoft.com/office/word/2010/wordml" xmlns:w15="http://schemas.microsoft.com/office/word/2012/wordml" xmlns:w16cid="http://schemas.microsoft.com/office/word/2016/wordml/cid" xmlns:w16se="http://schemas.microsoft.com/office/word/2015/wordml/symex" xmlns:wpg="http://schemas.microsoft.com/office/word/2010/wordprocessingGroup" xmlns:wpi="http://schemas.microsoft.com/office/word/2010/wordprocessingInk" xmlns:wne="http://schemas.microsoft.com/office/word/2006/wordml" xmlns:wps="http://schemas.microsoft.com/office/word/2010/wordprocessingShape" mc:Ignorable="w14 w15 w16se w16cid wp14">
+<w:footnotes xmlns:wpc="http://schemas.microsoft.com/office/word/2010/wordprocessingCanvas" xmlns:cx="http://schemas.microsoft.com/office/drawing/2014/chartex" xmlns:cx1="http://schemas.microsoft.com/office/drawing/2015/9/8/chartex" xmlns:cx2="http://schemas.microsoft.com/office/drawing/2015/10/21/chartex" xmlns:cx3="http://schemas.microsoft.com/office/drawing/2016/5/9/chartex" xmlns:cx4="http://schemas.microsoft.com/office/drawing/2016/5/10/chartex" xmlns:cx5="http://schemas.microsoft.com/office/drawing/2016/5/11/chartex" xmlns:cx6="http://schemas.microsoft.com/office/drawing/2016/5/12/chartex" xmlns:cx7="http://schemas.microsoft.com/office/drawing/2016/5/13/chartex" xmlns:cx8="http://schemas.microsoft.com/office/drawing/2016/5/14/chartex" xmlns:mc="http://schemas.openxmlformats.org/markup-compatibility/2006" xmlns:aink="http://schemas.microsoft.com/office/drawing/2016/ink" xmlns:am3d="http://schemas.microsoft.com/office/drawing/2017/model3d" xmlns:o="urn:schemas-microsoft-com:office:office" xmlns:oel="http://schemas.microsoft.com/office/2019/extlst" xmlns:r="http://schemas.openxmlformats.org/officeDocument/2006/relationships" xmlns:m="http://schemas.openxmlformats.org/officeDocument/2006/math" xmlns:v="urn:schemas-microsoft-com:vml" xmlns:wp14="http://schemas.microsoft.com/office/word/2010/wordprocessingDrawing" xmlns:wp="http://schemas.openxmlformats.org/drawingml/2006/wordprocessingDrawing" xmlns:w10="urn:schemas-microsoft-com:office:word" xmlns:w="http://schemas.openxmlformats.org/wordprocessingml/2006/main" xmlns:w14="http://schemas.microsoft.com/office/word/2010/wordml" xmlns:w15="http://schemas.microsoft.com/office/word/2012/wordml" xmlns:w16cex="http://schemas.microsoft.com/office/word/2018/wordml/cex" xmlns:w16cid="http://schemas.microsoft.com/office/word/2016/wordml/cid" xmlns:w16="http://schemas.microsoft.com/office/word/2018/wordml" xmlns:w16du="http://schemas.microsoft.com/office/word/2023/wordml/word16du" xmlns:w16sdtdh="http://schemas.microsoft.com/office/word/2020/wordml/sdtdatahash" xmlns:w16sdtfl="http://schemas.microsoft.com/office/word/2024/wordml/sdtformatlock" xmlns:w16se="http://schemas.microsoft.com/office/word/2015/wordml/symex" xmlns:wpg="http://schemas.microsoft.com/office/word/2010/wordprocessingGroup" xmlns:wpi="http://schemas.microsoft.com/office/word/2010/wordprocessingInk" xmlns:wne="http://schemas.microsoft.com/office/word/2006/wordml" xmlns:wps="http://schemas.microsoft.com/office/word/2010/wordprocessingShape" mc:Ignorable="w14 w15 w16se w16cid w16 w16cex w16sdtdh w16sdtfl w16du wp14">
   <w:footnote w:type="separator" w:id="-1">
     <w:p>
       <w:pPr>
@@ -1633,7 +1610,7 @@
 </file>
 
 <file path=word/header1.xml><?xml version="1.0" encoding="utf-8"?>
-<w:hdr xmlns:wpc="http://schemas.microsoft.com/office/word/2010/wordprocessingCanvas" xmlns:cx="http://schemas.microsoft.com/office/drawing/2014/chartex" xmlns:cx1="http://schemas.microsoft.com/office/drawing/2015/9/8/chartex" xmlns:cx2="http://schemas.microsoft.com/office/drawing/2015/10/21/chartex" xmlns:cx3="http://schemas.microsoft.com/office/drawing/2016/5/9/chartex" xmlns:cx4="http://schemas.microsoft.com/office/drawing/2016/5/10/chartex" xmlns:cx5="http://schemas.microsoft.com/office/drawing/2016/5/11/chartex" xmlns:cx6="http://schemas.microsoft.com/office/drawing/2016/5/12/chartex" xmlns:cx7="http://schemas.microsoft.com/office/drawing/2016/5/13/chartex" xmlns:cx8="http://schemas.microsoft.com/office/drawing/2016/5/14/chartex" xmlns:mc="http://schemas.openxmlformats.org/markup-compatibility/2006" xmlns:aink="http://schemas.microsoft.com/office/drawing/2016/ink" xmlns:am3d="http://schemas.microsoft.com/office/drawing/2017/model3d" xmlns:o="urn:schemas-microsoft-com:office:office" xmlns:r="http://schemas.openxmlformats.org/officeDocument/2006/relationships" xmlns:m="http://schemas.openxmlformats.org/officeDocument/2006/math" xmlns:v="urn:schemas-microsoft-com:vml" xmlns:wp14="http://schemas.microsoft.com/office/word/2010/wordprocessingDrawing" xmlns:wp="http://schemas.openxmlformats.org/drawingml/2006/wordprocessingDrawing" xmlns:w10="urn:schemas-microsoft-com:office:word" xmlns:w="http://schemas.openxmlformats.org/wordprocessingml/2006/main" xmlns:w14="http://schemas.microsoft.com/office/word/2010/wordml" xmlns:w15="http://schemas.microsoft.com/office/word/2012/wordml" xmlns:w16cid="http://schemas.microsoft.com/office/word/2016/wordml/cid" xmlns:w16se="http://schemas.microsoft.com/office/word/2015/wordml/symex" xmlns:wpg="http://schemas.microsoft.com/office/word/2010/wordprocessingGroup" xmlns:wpi="http://schemas.microsoft.com/office/word/2010/wordprocessingInk" xmlns:wne="http://schemas.microsoft.com/office/word/2006/wordml" xmlns:wps="http://schemas.microsoft.com/office/word/2010/wordprocessingShape" mc:Ignorable="w14 w15 w16se w16cid wp14">
+<w:hdr xmlns:wpc="http://schemas.microsoft.com/office/word/2010/wordprocessingCanvas" xmlns:cx="http://schemas.microsoft.com/office/drawing/2014/chartex" xmlns:cx1="http://schemas.microsoft.com/office/drawing/2015/9/8/chartex" xmlns:cx2="http://schemas.microsoft.com/office/drawing/2015/10/21/chartex" xmlns:cx3="http://schemas.microsoft.com/office/drawing/2016/5/9/chartex" xmlns:cx4="http://schemas.microsoft.com/office/drawing/2016/5/10/chartex" xmlns:cx5="http://schemas.microsoft.com/office/drawing/2016/5/11/chartex" xmlns:cx6="http://schemas.microsoft.com/office/drawing/2016/5/12/chartex" xmlns:cx7="http://schemas.microsoft.com/office/drawing/2016/5/13/chartex" xmlns:cx8="http://schemas.microsoft.com/office/drawing/2016/5/14/chartex" xmlns:mc="http://schemas.openxmlformats.org/markup-compatibility/2006" xmlns:aink="http://schemas.microsoft.com/office/drawing/2016/ink" xmlns:am3d="http://schemas.microsoft.com/office/drawing/2017/model3d" xmlns:o="urn:schemas-microsoft-com:office:office" xmlns:oel="http://schemas.microsoft.com/office/2019/extlst" xmlns:r="http://schemas.openxmlformats.org/officeDocument/2006/relationships" xmlns:m="http://schemas.openxmlformats.org/officeDocument/2006/math" xmlns:v="urn:schemas-microsoft-com:vml" xmlns:wp14="http://schemas.microsoft.com/office/word/2010/wordprocessingDrawing" xmlns:wp="http://schemas.openxmlformats.org/drawingml/2006/wordprocessingDrawing" xmlns:w10="urn:schemas-microsoft-com:office:word" xmlns:w="http://schemas.openxmlformats.org/wordprocessingml/2006/main" xmlns:w14="http://schemas.microsoft.com/office/word/2010/wordml" xmlns:w15="http://schemas.microsoft.com/office/word/2012/wordml" xmlns:w16cex="http://schemas.microsoft.com/office/word/2018/wordml/cex" xmlns:w16cid="http://schemas.microsoft.com/office/word/2016/wordml/cid" xmlns:w16="http://schemas.microsoft.com/office/word/2018/wordml" xmlns:w16du="http://schemas.microsoft.com/office/word/2023/wordml/word16du" xmlns:w16sdtdh="http://schemas.microsoft.com/office/word/2020/wordml/sdtdatahash" xmlns:w16sdtfl="http://schemas.microsoft.com/office/word/2024/wordml/sdtformatlock" xmlns:w16se="http://schemas.microsoft.com/office/word/2015/wordml/symex" xmlns:wpg="http://schemas.microsoft.com/office/word/2010/wordprocessingGroup" xmlns:wpi="http://schemas.microsoft.com/office/word/2010/wordprocessingInk" xmlns:wne="http://schemas.microsoft.com/office/word/2006/wordml" xmlns:wps="http://schemas.microsoft.com/office/word/2010/wordprocessingShape" mc:Ignorable="w14 w15 w16se w16cid w16 w16cex w16sdtdh w16sdtfl w16du wp14">
   <w:p>
     <w:pPr>
       <w:pStyle w:val="Kopfzeile"/>
@@ -1643,7 +1620,7 @@
 </file>
 
 <file path=word/header2.xml><?xml version="1.0" encoding="utf-8"?>
-<w:hdr xmlns:wpc="http://schemas.microsoft.com/office/word/2010/wordprocessingCanvas" xmlns:cx="http://schemas.microsoft.com/office/drawing/2014/chartex" xmlns:cx1="http://schemas.microsoft.com/office/drawing/2015/9/8/chartex" xmlns:cx2="http://schemas.microsoft.com/office/drawing/2015/10/21/chartex" xmlns:cx3="http://schemas.microsoft.com/office/drawing/2016/5/9/chartex" xmlns:cx4="http://schemas.microsoft.com/office/drawing/2016/5/10/chartex" xmlns:cx5="http://schemas.microsoft.com/office/drawing/2016/5/11/chartex" xmlns:cx6="http://schemas.microsoft.com/office/drawing/2016/5/12/chartex" xmlns:cx7="http://schemas.microsoft.com/office/drawing/2016/5/13/chartex" xmlns:cx8="http://schemas.microsoft.com/office/drawing/2016/5/14/chartex" xmlns:mc="http://schemas.openxmlformats.org/markup-compatibility/2006" xmlns:aink="http://schemas.microsoft.com/office/drawing/2016/ink" xmlns:am3d="http://schemas.microsoft.com/office/drawing/2017/model3d" xmlns:o="urn:schemas-microsoft-com:office:office" xmlns:r="http://schemas.openxmlformats.org/officeDocument/2006/relationships" xmlns:m="http://schemas.openxmlformats.org/officeDocument/2006/math" xmlns:v="urn:schemas-microsoft-com:vml" xmlns:wp14="http://schemas.microsoft.com/office/word/2010/wordprocessingDrawing" xmlns:wp="http://schemas.openxmlformats.org/drawingml/2006/wordprocessingDrawing" xmlns:w10="urn:schemas-microsoft-com:office:word" xmlns:w="http://schemas.openxmlformats.org/wordprocessingml/2006/main" xmlns:w14="http://schemas.microsoft.com/office/word/2010/wordml" xmlns:w15="http://schemas.microsoft.com/office/word/2012/wordml" xmlns:w16cid="http://schemas.microsoft.com/office/word/2016/wordml/cid" xmlns:w16se="http://schemas.microsoft.com/office/word/2015/wordml/symex" xmlns:wpg="http://schemas.microsoft.com/office/word/2010/wordprocessingGroup" xmlns:wpi="http://schemas.microsoft.com/office/word/2010/wordprocessingInk" xmlns:wne="http://schemas.microsoft.com/office/word/2006/wordml" xmlns:wps="http://schemas.microsoft.com/office/word/2010/wordprocessingShape" mc:Ignorable="w14 w15 w16se w16cid wp14">
+<w:hdr xmlns:wpc="http://schemas.microsoft.com/office/word/2010/wordprocessingCanvas" xmlns:cx="http://schemas.microsoft.com/office/drawing/2014/chartex" xmlns:cx1="http://schemas.microsoft.com/office/drawing/2015/9/8/chartex" xmlns:cx2="http://schemas.microsoft.com/office/drawing/2015/10/21/chartex" xmlns:cx3="http://schemas.microsoft.com/office/drawing/2016/5/9/chartex" xmlns:cx4="http://schemas.microsoft.com/office/drawing/2016/5/10/chartex" xmlns:cx5="http://schemas.microsoft.com/office/drawing/2016/5/11/chartex" xmlns:cx6="http://schemas.microsoft.com/office/drawing/2016/5/12/chartex" xmlns:cx7="http://schemas.microsoft.com/office/drawing/2016/5/13/chartex" xmlns:cx8="http://schemas.microsoft.com/office/drawing/2016/5/14/chartex" xmlns:mc="http://schemas.openxmlformats.org/markup-compatibility/2006" xmlns:aink="http://schemas.microsoft.com/office/drawing/2016/ink" xmlns:am3d="http://schemas.microsoft.com/office/drawing/2017/model3d" xmlns:o="urn:schemas-microsoft-com:office:office" xmlns:oel="http://schemas.microsoft.com/office/2019/extlst" xmlns:r="http://schemas.openxmlformats.org/officeDocument/2006/relationships" xmlns:m="http://schemas.openxmlformats.org/officeDocument/2006/math" xmlns:v="urn:schemas-microsoft-com:vml" xmlns:wp14="http://schemas.microsoft.com/office/word/2010/wordprocessingDrawing" xmlns:wp="http://schemas.openxmlformats.org/drawingml/2006/wordprocessingDrawing" xmlns:w10="urn:schemas-microsoft-com:office:word" xmlns:w="http://schemas.openxmlformats.org/wordprocessingml/2006/main" xmlns:w14="http://schemas.microsoft.com/office/word/2010/wordml" xmlns:w15="http://schemas.microsoft.com/office/word/2012/wordml" xmlns:w16cex="http://schemas.microsoft.com/office/word/2018/wordml/cex" xmlns:w16cid="http://schemas.microsoft.com/office/word/2016/wordml/cid" xmlns:w16="http://schemas.microsoft.com/office/word/2018/wordml" xmlns:w16du="http://schemas.microsoft.com/office/word/2023/wordml/word16du" xmlns:w16sdtdh="http://schemas.microsoft.com/office/word/2020/wordml/sdtdatahash" xmlns:w16sdtfl="http://schemas.microsoft.com/office/word/2024/wordml/sdtformatlock" xmlns:w16se="http://schemas.microsoft.com/office/word/2015/wordml/symex" xmlns:wpg="http://schemas.microsoft.com/office/word/2010/wordprocessingGroup" xmlns:wpi="http://schemas.microsoft.com/office/word/2010/wordprocessingInk" xmlns:wne="http://schemas.microsoft.com/office/word/2006/wordml" xmlns:wps="http://schemas.microsoft.com/office/word/2010/wordprocessingShape" mc:Ignorable="w14 w15 w16se w16cid w16 w16cex w16sdtdh w16sdtfl w16du wp14">
   <w:p>
     <w:pPr>
       <w:pStyle w:val="Kopfzeile"/>
@@ -1653,7 +1630,7 @@
 </file>
 
 <file path=word/header3.xml><?xml version="1.0" encoding="utf-8"?>
-<w:hdr xmlns:wpc="http://schemas.microsoft.com/office/word/2010/wordprocessingCanvas" xmlns:cx="http://schemas.microsoft.com/office/drawing/2014/chartex" xmlns:cx1="http://schemas.microsoft.com/office/drawing/2015/9/8/chartex" xmlns:cx2="http://schemas.microsoft.com/office/drawing/2015/10/21/chartex" xmlns:cx3="http://schemas.microsoft.com/office/drawing/2016/5/9/chartex" xmlns:cx4="http://schemas.microsoft.com/office/drawing/2016/5/10/chartex" xmlns:cx5="http://schemas.microsoft.com/office/drawing/2016/5/11/chartex" xmlns:cx6="http://schemas.microsoft.com/office/drawing/2016/5/12/chartex" xmlns:cx7="http://schemas.microsoft.com/office/drawing/2016/5/13/chartex" xmlns:cx8="http://schemas.microsoft.com/office/drawing/2016/5/14/chartex" xmlns:mc="http://schemas.openxmlformats.org/markup-compatibility/2006" xmlns:aink="http://schemas.microsoft.com/office/drawing/2016/ink" xmlns:am3d="http://schemas.microsoft.com/office/drawing/2017/model3d" xmlns:o="urn:schemas-microsoft-com:office:office" xmlns:r="http://schemas.openxmlformats.org/officeDocument/2006/relationships" xmlns:m="http://schemas.openxmlformats.org/officeDocument/2006/math" xmlns:v="urn:schemas-microsoft-com:vml" xmlns:wp14="http://schemas.microsoft.com/office/word/2010/wordprocessingDrawing" xmlns:wp="http://schemas.openxmlformats.org/drawingml/2006/wordprocessingDrawing" xmlns:w10="urn:schemas-microsoft-com:office:word" xmlns:w="http://schemas.openxmlformats.org/wordprocessingml/2006/main" xmlns:w14="http://schemas.microsoft.com/office/word/2010/wordml" xmlns:w15="http://schemas.microsoft.com/office/word/2012/wordml" xmlns:w16cid="http://schemas.microsoft.com/office/word/2016/wordml/cid" xmlns:w16se="http://schemas.microsoft.com/office/word/2015/wordml/symex" xmlns:wpg="http://schemas.microsoft.com/office/word/2010/wordprocessingGroup" xmlns:wpi="http://schemas.microsoft.com/office/word/2010/wordprocessingInk" xmlns:wne="http://schemas.microsoft.com/office/word/2006/wordml" xmlns:wps="http://schemas.microsoft.com/office/word/2010/wordprocessingShape" mc:Ignorable="w14 w15 w16se w16cid wp14">
+<w:hdr xmlns:wpc="http://schemas.microsoft.com/office/word/2010/wordprocessingCanvas" xmlns:cx="http://schemas.microsoft.com/office/drawing/2014/chartex" xmlns:cx1="http://schemas.microsoft.com/office/drawing/2015/9/8/chartex" xmlns:cx2="http://schemas.microsoft.com/office/drawing/2015/10/21/chartex" xmlns:cx3="http://schemas.microsoft.com/office/drawing/2016/5/9/chartex" xmlns:cx4="http://schemas.microsoft.com/office/drawing/2016/5/10/chartex" xmlns:cx5="http://schemas.microsoft.com/office/drawing/2016/5/11/chartex" xmlns:cx6="http://schemas.microsoft.com/office/drawing/2016/5/12/chartex" xmlns:cx7="http://schemas.microsoft.com/office/drawing/2016/5/13/chartex" xmlns:cx8="http://schemas.microsoft.com/office/drawing/2016/5/14/chartex" xmlns:mc="http://schemas.openxmlformats.org/markup-compatibility/2006" xmlns:aink="http://schemas.microsoft.com/office/drawing/2016/ink" xmlns:am3d="http://schemas.microsoft.com/office/drawing/2017/model3d" xmlns:o="urn:schemas-microsoft-com:office:office" xmlns:oel="http://schemas.microsoft.com/office/2019/extlst" xmlns:r="http://schemas.openxmlformats.org/officeDocument/2006/relationships" xmlns:m="http://schemas.openxmlformats.org/officeDocument/2006/math" xmlns:v="urn:schemas-microsoft-com:vml" xmlns:wp14="http://schemas.microsoft.com/office/word/2010/wordprocessingDrawing" xmlns:wp="http://schemas.openxmlformats.org/drawingml/2006/wordprocessingDrawing" xmlns:w10="urn:schemas-microsoft-com:office:word" xmlns:w="http://schemas.openxmlformats.org/wordprocessingml/2006/main" xmlns:w14="http://schemas.microsoft.com/office/word/2010/wordml" xmlns:w15="http://schemas.microsoft.com/office/word/2012/wordml" xmlns:w16cex="http://schemas.microsoft.com/office/word/2018/wordml/cex" xmlns:w16cid="http://schemas.microsoft.com/office/word/2016/wordml/cid" xmlns:w16="http://schemas.microsoft.com/office/word/2018/wordml" xmlns:w16du="http://schemas.microsoft.com/office/word/2023/wordml/word16du" xmlns:w16sdtdh="http://schemas.microsoft.com/office/word/2020/wordml/sdtdatahash" xmlns:w16sdtfl="http://schemas.microsoft.com/office/word/2024/wordml/sdtformatlock" xmlns:w16se="http://schemas.microsoft.com/office/word/2015/wordml/symex" xmlns:wpg="http://schemas.microsoft.com/office/word/2010/wordprocessingGroup" xmlns:wpi="http://schemas.microsoft.com/office/word/2010/wordprocessingInk" xmlns:wne="http://schemas.microsoft.com/office/word/2006/wordml" xmlns:wps="http://schemas.microsoft.com/office/word/2010/wordprocessingShape" mc:Ignorable="w14 w15 w16se w16cid w16 w16cex w16sdtdh w16sdtfl w16du wp14">
   <w:p>
     <w:pPr>
       <w:pStyle w:val="Kopfzeile"/>
@@ -1663,7 +1640,7 @@
 </file>
 
 <file path=word/numbering.xml><?xml version="1.0" encoding="utf-8"?>
-<w:numbering xmlns:wpc="http://schemas.microsoft.com/office/word/2010/wordprocessingCanvas" xmlns:cx="http://schemas.microsoft.com/office/drawing/2014/chartex" xmlns:cx1="http://schemas.microsoft.com/office/drawing/2015/9/8/chartex" xmlns:cx2="http://schemas.microsoft.com/office/drawing/2015/10/21/chartex" xmlns:cx3="http://schemas.microsoft.com/office/drawing/2016/5/9/chartex" xmlns:cx4="http://schemas.microsoft.com/office/drawing/2016/5/10/chartex" xmlns:cx5="http://schemas.microsoft.com/office/drawing/2016/5/11/chartex" xmlns:cx6="http://schemas.microsoft.com/office/drawing/2016/5/12/chartex" xmlns:cx7="http://schemas.microsoft.com/office/drawing/2016/5/13/chartex" xmlns:cx8="http://schemas.microsoft.com/office/drawing/2016/5/14/chartex" xmlns:mc="http://schemas.openxmlformats.org/markup-compatibility/2006" xmlns:aink="http://schemas.microsoft.com/office/drawing/2016/ink" xmlns:am3d="http://schemas.microsoft.com/office/drawing/2017/model3d" xmlns:o="urn:schemas-microsoft-com:office:office" xmlns:r="http://schemas.openxmlformats.org/officeDocument/2006/relationships" xmlns:m="http://schemas.openxmlformats.org/officeDocument/2006/math" xmlns:v="urn:schemas-microsoft-com:vml" xmlns:wp14="http://schemas.microsoft.com/office/word/2010/wordprocessingDrawing" xmlns:wp="http://schemas.openxmlformats.org/drawingml/2006/wordprocessingDrawing" xmlns:w10="urn:schemas-microsoft-com:office:word" xmlns:w="http://schemas.openxmlformats.org/wordprocessingml/2006/main" xmlns:w14="http://schemas.microsoft.com/office/word/2010/wordml" xmlns:w15="http://schemas.microsoft.com/office/word/2012/wordml" xmlns:w16cid="http://schemas.microsoft.com/office/word/2016/wordml/cid" xmlns:w16se="http://schemas.microsoft.com/office/word/2015/wordml/symex" xmlns:wpg="http://schemas.microsoft.com/office/word/2010/wordprocessingGroup" xmlns:wpi="http://schemas.microsoft.com/office/word/2010/wordprocessingInk" xmlns:wne="http://schemas.microsoft.com/office/word/2006/wordml" xmlns:wps="http://schemas.microsoft.com/office/word/2010/wordprocessingShape" mc:Ignorable="w14 w15 w16se w16cid wp14">
+<w:numbering xmlns:wpc="http://schemas.microsoft.com/office/word/2010/wordprocessingCanvas" xmlns:cx="http://schemas.microsoft.com/office/drawing/2014/chartex" xmlns:cx1="http://schemas.microsoft.com/office/drawing/2015/9/8/chartex" xmlns:cx2="http://schemas.microsoft.com/office/drawing/2015/10/21/chartex" xmlns:cx3="http://schemas.microsoft.com/office/drawing/2016/5/9/chartex" xmlns:cx4="http://schemas.microsoft.com/office/drawing/2016/5/10/chartex" xmlns:cx5="http://schemas.microsoft.com/office/drawing/2016/5/11/chartex" xmlns:cx6="http://schemas.microsoft.com/office/drawing/2016/5/12/chartex" xmlns:cx7="http://schemas.microsoft.com/office/drawing/2016/5/13/chartex" xmlns:cx8="http://schemas.microsoft.com/office/drawing/2016/5/14/chartex" xmlns:mc="http://schemas.openxmlformats.org/markup-compatibility/2006" xmlns:aink="http://schemas.microsoft.com/office/drawing/2016/ink" xmlns:am3d="http://schemas.microsoft.com/office/drawing/2017/model3d" xmlns:o="urn:schemas-microsoft-com:office:office" xmlns:oel="http://schemas.microsoft.com/office/2019/extlst" xmlns:r="http://schemas.openxmlformats.org/officeDocument/2006/relationships" xmlns:m="http://schemas.openxmlformats.org/officeDocument/2006/math" xmlns:v="urn:schemas-microsoft-com:vml" xmlns:wp14="http://schemas.microsoft.com/office/word/2010/wordprocessingDrawing" xmlns:wp="http://schemas.openxmlformats.org/drawingml/2006/wordprocessingDrawing" xmlns:w10="urn:schemas-microsoft-com:office:word" xmlns:w="http://schemas.openxmlformats.org/wordprocessingml/2006/main" xmlns:w14="http://schemas.microsoft.com/office/word/2010/wordml" xmlns:w15="http://schemas.microsoft.com/office/word/2012/wordml" xmlns:w16cex="http://schemas.microsoft.com/office/word/2018/wordml/cex" xmlns:w16cid="http://schemas.microsoft.com/office/word/2016/wordml/cid" xmlns:w16="http://schemas.microsoft.com/office/word/2018/wordml" xmlns:w16du="http://schemas.microsoft.com/office/word/2023/wordml/word16du" xmlns:w16sdtdh="http://schemas.microsoft.com/office/word/2020/wordml/sdtdatahash" xmlns:w16sdtfl="http://schemas.microsoft.com/office/word/2024/wordml/sdtformatlock" xmlns:w16se="http://schemas.microsoft.com/office/word/2015/wordml/symex" xmlns:wpg="http://schemas.microsoft.com/office/word/2010/wordprocessingGroup" xmlns:wpi="http://schemas.microsoft.com/office/word/2010/wordprocessingInk" xmlns:wne="http://schemas.microsoft.com/office/word/2006/wordml" xmlns:wps="http://schemas.microsoft.com/office/word/2010/wordprocessingShape" mc:Ignorable="w14 w15 w16se w16cid w16 w16cex w16sdtdh w16sdtfl w16du wp14">
   <w:abstractNum w:abstractNumId="0" w15:restartNumberingAfterBreak="0">
     <w:nsid w:val="7ACB0C81"/>
     <w:multiLevelType w:val="multilevel"/>
@@ -1777,14 +1754,14 @@
       </w:rPr>
     </w:lvl>
   </w:abstractNum>
-  <w:num w:numId="1">
+  <w:num w:numId="1" w16cid:durableId="225991807">
     <w:abstractNumId w:val="0"/>
   </w:num>
 </w:numbering>
 </file>
 
 <file path=word/styles.xml><?xml version="1.0" encoding="utf-8"?>
-<w:styles xmlns:mc="http://schemas.openxmlformats.org/markup-compatibility/2006" xmlns:r="http://schemas.openxmlformats.org/officeDocument/2006/relationships" xmlns:w="http://schemas.openxmlformats.org/wordprocessingml/2006/main" xmlns:w14="http://schemas.microsoft.com/office/word/2010/wordml" xmlns:w15="http://schemas.microsoft.com/office/word/2012/wordml" xmlns:w16cid="http://schemas.microsoft.com/office/word/2016/wordml/cid" xmlns:w16se="http://schemas.microsoft.com/office/word/2015/wordml/symex" mc:Ignorable="w14 w15 w16se w16cid">
+<w:styles xmlns:mc="http://schemas.openxmlformats.org/markup-compatibility/2006" xmlns:r="http://schemas.openxmlformats.org/officeDocument/2006/relationships" xmlns:w="http://schemas.openxmlformats.org/wordprocessingml/2006/main" xmlns:w14="http://schemas.microsoft.com/office/word/2010/wordml" xmlns:w15="http://schemas.microsoft.com/office/word/2012/wordml" xmlns:w16cex="http://schemas.microsoft.com/office/word/2018/wordml/cex" xmlns:w16cid="http://schemas.microsoft.com/office/word/2016/wordml/cid" xmlns:w16="http://schemas.microsoft.com/office/word/2018/wordml" xmlns:w16du="http://schemas.microsoft.com/office/word/2023/wordml/word16du" xmlns:w16sdtdh="http://schemas.microsoft.com/office/word/2020/wordml/sdtdatahash" xmlns:w16sdtfl="http://schemas.microsoft.com/office/word/2024/wordml/sdtformatlock" xmlns:w16se="http://schemas.microsoft.com/office/word/2015/wordml/symex" mc:Ignorable="w14 w15 w16se w16cid w16 w16cex w16sdtdh w16sdtfl w16du">
   <w:docDefaults>
     <w:rPrDefault>
       <w:rPr>
@@ -1800,7 +1777,7 @@
       </w:pPr>
     </w:pPrDefault>
   </w:docDefaults>
-  <w:latentStyles w:defLockedState="0" w:defUIPriority="99" w:defSemiHidden="0" w:defUnhideWhenUsed="0" w:defQFormat="0" w:count="375">
+  <w:latentStyles w:defLockedState="0" w:defUIPriority="99" w:defSemiHidden="0" w:defUnhideWhenUsed="0" w:defQFormat="0" w:count="376">
     <w:lsdException w:name="Normal" w:uiPriority="0" w:qFormat="1"/>
     <w:lsdException w:name="heading 1" w:uiPriority="9" w:qFormat="1"/>
     <w:lsdException w:name="heading 2" w:semiHidden="1" w:uiPriority="9" w:unhideWhenUsed="1" w:qFormat="1"/>
@@ -1955,7 +1932,7 @@
     <w:lsdException w:name="Table Web 2" w:semiHidden="1" w:unhideWhenUsed="1"/>
     <w:lsdException w:name="Table Web 3" w:semiHidden="1" w:unhideWhenUsed="1"/>
     <w:lsdException w:name="Balloon Text" w:semiHidden="1" w:unhideWhenUsed="1"/>
-    <w:lsdException w:name="Table Grid" w:semiHidden="1" w:uiPriority="59" w:unhideWhenUsed="1"/>
+    <w:lsdException w:name="Table Grid" w:uiPriority="59"/>
     <w:lsdException w:name="Table Theme" w:semiHidden="1" w:unhideWhenUsed="1"/>
     <w:lsdException w:name="Placeholder Text" w:semiHidden="1"/>
     <w:lsdException w:name="No Spacing" w:uiPriority="1" w:qFormat="1"/>
@@ -2176,6 +2153,7 @@
     <w:lsdException w:name="Smart Hyperlink" w:semiHidden="1" w:unhideWhenUsed="1"/>
     <w:lsdException w:name="Hashtag" w:semiHidden="1" w:unhideWhenUsed="1"/>
     <w:lsdException w:name="Unresolved Mention" w:semiHidden="1" w:unhideWhenUsed="1"/>
+    <w:lsdException w:name="Smart Link" w:semiHidden="1" w:unhideWhenUsed="1"/>
   </w:latentStyles>
   <w:style w:type="paragraph" w:default="1" w:styleId="Standard">
     <w:name w:val="Normal"/>
